--- a/product/evidence/req-005/sole-trader/worker-screening-and-recruitment-procedure.docx
+++ b/product/evidence/req-005/sole-trader/worker-screening-and-recruitment-procedure.docx
@@ -27,8 +27,8 @@
           <w:rFonts w:ascii="Calibri" w:cs="Calibri" w:eastAsia="Calibri" w:hAnsi="Calibri"/>
           <w:i/>
           <w:iCs/>
-          <w:sz w:val="22"/>
-          <w:szCs w:val="22"/>
+          <w:sz w:val="24"/>
+          <w:szCs w:val="24"/>
         </w:rPr>
         <w:t xml:space="preserve">Sunrise Supports</w:t>
       </w:r>
@@ -84,8 +84,6 @@
                 <w:rFonts w:ascii="Calibri" w:cs="Calibri" w:eastAsia="Calibri" w:hAnsi="Calibri"/>
                 <w:b/>
                 <w:bCs/>
-                <w:sz w:val="22"/>
-                <w:szCs w:val="22"/>
               </w:rPr>
               <w:t xml:space="preserve">Item</w:t>
             </w:r>
@@ -108,8 +106,6 @@
                 <w:rFonts w:ascii="Calibri" w:cs="Calibri" w:eastAsia="Calibri" w:hAnsi="Calibri"/>
                 <w:b/>
                 <w:bCs/>
-                <w:sz w:val="22"/>
-                <w:szCs w:val="22"/>
               </w:rPr>
               <w:t xml:space="preserve">Detail</w:t>
             </w:r>
@@ -117,6 +113,9 @@
         </w:tc>
       </w:tr>
       <w:tr>
+        <w:trPr>
+          <w:cantSplit/>
+        </w:trPr>
         <w:tc>
           <w:tcPr>
             <w:tcW w:type="dxa" w:w="4500"/>
@@ -131,8 +130,6 @@
             <w:r>
               <w:rPr>
                 <w:rFonts w:ascii="Calibri" w:cs="Calibri" w:eastAsia="Calibri" w:hAnsi="Calibri"/>
-                <w:sz w:val="22"/>
-                <w:szCs w:val="22"/>
               </w:rPr>
               <w:t xml:space="preserve">Document</w:t>
             </w:r>
@@ -152,8 +149,6 @@
             <w:r>
               <w:rPr>
                 <w:rFonts w:ascii="Calibri" w:cs="Calibri" w:eastAsia="Calibri" w:hAnsi="Calibri"/>
-                <w:sz w:val="22"/>
-                <w:szCs w:val="22"/>
               </w:rPr>
               <w:t xml:space="preserve">Worker screening and recruitment procedure</w:t>
             </w:r>
@@ -161,6 +156,9 @@
         </w:tc>
       </w:tr>
       <w:tr>
+        <w:trPr>
+          <w:cantSplit/>
+        </w:trPr>
         <w:tc>
           <w:tcPr>
             <w:tcW w:type="dxa" w:w="4500"/>
@@ -175,8 +173,6 @@
             <w:r>
               <w:rPr>
                 <w:rFonts w:ascii="Calibri" w:cs="Calibri" w:eastAsia="Calibri" w:hAnsi="Calibri"/>
-                <w:sz w:val="22"/>
-                <w:szCs w:val="22"/>
               </w:rPr>
               <w:t xml:space="preserve">Provider</w:t>
             </w:r>
@@ -196,8 +192,6 @@
             <w:r>
               <w:rPr>
                 <w:rFonts w:ascii="Calibri" w:cs="Calibri" w:eastAsia="Calibri" w:hAnsi="Calibri"/>
-                <w:sz w:val="22"/>
-                <w:szCs w:val="22"/>
               </w:rPr>
               <w:t xml:space="preserve">Sunrise Supports</w:t>
             </w:r>
@@ -205,6 +199,9 @@
         </w:tc>
       </w:tr>
       <w:tr>
+        <w:trPr>
+          <w:cantSplit/>
+        </w:trPr>
         <w:tc>
           <w:tcPr>
             <w:tcW w:type="dxa" w:w="4500"/>
@@ -219,8 +216,6 @@
             <w:r>
               <w:rPr>
                 <w:rFonts w:ascii="Calibri" w:cs="Calibri" w:eastAsia="Calibri" w:hAnsi="Calibri"/>
-                <w:sz w:val="22"/>
-                <w:szCs w:val="22"/>
               </w:rPr>
               <w:t xml:space="preserve">Version</w:t>
             </w:r>
@@ -240,8 +235,6 @@
             <w:r>
               <w:rPr>
                 <w:rFonts w:ascii="Calibri" w:cs="Calibri" w:eastAsia="Calibri" w:hAnsi="Calibri"/>
-                <w:sz w:val="22"/>
-                <w:szCs w:val="22"/>
               </w:rPr>
               <w:t xml:space="preserve">review-pack</w:t>
             </w:r>
@@ -249,6 +242,9 @@
         </w:tc>
       </w:tr>
       <w:tr>
+        <w:trPr>
+          <w:cantSplit/>
+        </w:trPr>
         <w:tc>
           <w:tcPr>
             <w:tcW w:type="dxa" w:w="4500"/>
@@ -263,10 +259,8 @@
             <w:r>
               <w:rPr>
                 <w:rFonts w:ascii="Calibri" w:cs="Calibri" w:eastAsia="Calibri" w:hAnsi="Calibri"/>
-                <w:sz w:val="22"/>
-                <w:szCs w:val="22"/>
-              </w:rPr>
-              <w:t xml:space="preserve">Generated</w:t>
+              </w:rPr>
+              <w:t xml:space="preserve">Drafted</w:t>
             </w:r>
           </w:p>
         </w:tc>
@@ -284,15 +278,16 @@
             <w:r>
               <w:rPr>
                 <w:rFonts w:ascii="Calibri" w:cs="Calibri" w:eastAsia="Calibri" w:hAnsi="Calibri"/>
-                <w:sz w:val="22"/>
-                <w:szCs w:val="22"/>
-              </w:rPr>
-              <w:t xml:space="preserve">12 October 2026</w:t>
+              </w:rPr>
+              <w:t xml:space="preserve">14 October 2026</w:t>
             </w:r>
           </w:p>
         </w:tc>
       </w:tr>
       <w:tr>
+        <w:trPr>
+          <w:cantSplit/>
+        </w:trPr>
         <w:tc>
           <w:tcPr>
             <w:tcW w:type="dxa" w:w="4500"/>
@@ -307,10 +302,8 @@
             <w:r>
               <w:rPr>
                 <w:rFonts w:ascii="Calibri" w:cs="Calibri" w:eastAsia="Calibri" w:hAnsi="Calibri"/>
-                <w:sz w:val="22"/>
-                <w:szCs w:val="22"/>
-              </w:rPr>
-              <w:t xml:space="preserve">Approval</w:t>
+              </w:rPr>
+              <w:t xml:space="preserve">Approver</w:t>
             </w:r>
           </w:p>
         </w:tc>
@@ -328,15 +321,16 @@
             <w:r>
               <w:rPr>
                 <w:rFonts w:ascii="Calibri" w:cs="Calibri" w:eastAsia="Calibri" w:hAnsi="Calibri"/>
-                <w:sz w:val="22"/>
-                <w:szCs w:val="22"/>
-              </w:rPr>
-              <w:t xml:space="preserve">[Provider to complete: name, role and date]</w:t>
+              </w:rPr>
+              <w:t xml:space="preserve">Jane Citizen, Owner</w:t>
             </w:r>
           </w:p>
         </w:tc>
       </w:tr>
       <w:tr>
+        <w:trPr>
+          <w:cantSplit/>
+        </w:trPr>
         <w:tc>
           <w:tcPr>
             <w:tcW w:type="dxa" w:w="4500"/>
@@ -351,8 +345,49 @@
             <w:r>
               <w:rPr>
                 <w:rFonts w:ascii="Calibri" w:cs="Calibri" w:eastAsia="Calibri" w:hAnsi="Calibri"/>
-                <w:sz w:val="22"/>
-                <w:szCs w:val="22"/>
+              </w:rPr>
+              <w:t xml:space="preserve">Approval date</w:t>
+            </w:r>
+          </w:p>
+        </w:tc>
+        <w:tc>
+          <w:tcPr>
+            <w:tcW w:type="dxa" w:w="4500"/>
+            <w:tcBorders>
+              <w:top w:val="single" w:color="999999" w:sz="4"/>
+              <w:left w:val="single" w:color="999999" w:sz="4"/>
+              <w:bottom w:val="single" w:color="999999" w:sz="4"/>
+              <w:right w:val="single" w:color="999999" w:sz="4"/>
+            </w:tcBorders>
+          </w:tcPr>
+          <w:p>
+            <w:r>
+              <w:rPr>
+                <w:rFonts w:ascii="Calibri" w:cs="Calibri" w:eastAsia="Calibri" w:hAnsi="Calibri"/>
+              </w:rPr>
+              <w:t xml:space="preserve">14 October 2026</w:t>
+            </w:r>
+          </w:p>
+        </w:tc>
+      </w:tr>
+      <w:tr>
+        <w:trPr>
+          <w:cantSplit/>
+        </w:trPr>
+        <w:tc>
+          <w:tcPr>
+            <w:tcW w:type="dxa" w:w="4500"/>
+            <w:tcBorders>
+              <w:top w:val="single" w:color="999999" w:sz="4"/>
+              <w:left w:val="single" w:color="999999" w:sz="4"/>
+              <w:bottom w:val="single" w:color="999999" w:sz="4"/>
+              <w:right w:val="single" w:color="999999" w:sz="4"/>
+            </w:tcBorders>
+          </w:tcPr>
+          <w:p>
+            <w:r>
+              <w:rPr>
+                <w:rFonts w:ascii="Calibri" w:cs="Calibri" w:eastAsia="Calibri" w:hAnsi="Calibri"/>
               </w:rPr>
               <w:t xml:space="preserve">Next review</w:t>
             </w:r>
@@ -372,10 +407,51 @@
             <w:r>
               <w:rPr>
                 <w:rFonts w:ascii="Calibri" w:cs="Calibri" w:eastAsia="Calibri" w:hAnsi="Calibri"/>
-                <w:sz w:val="22"/>
-                <w:szCs w:val="22"/>
-              </w:rPr>
-              <w:t xml:space="preserve">12 October 2027</w:t>
+              </w:rPr>
+              <w:t xml:space="preserve">14 October 2027</w:t>
+            </w:r>
+          </w:p>
+        </w:tc>
+      </w:tr>
+      <w:tr>
+        <w:trPr>
+          <w:cantSplit/>
+        </w:trPr>
+        <w:tc>
+          <w:tcPr>
+            <w:tcW w:type="dxa" w:w="4500"/>
+            <w:tcBorders>
+              <w:top w:val="single" w:color="999999" w:sz="4"/>
+              <w:left w:val="single" w:color="999999" w:sz="4"/>
+              <w:bottom w:val="single" w:color="999999" w:sz="4"/>
+              <w:right w:val="single" w:color="999999" w:sz="4"/>
+            </w:tcBorders>
+          </w:tcPr>
+          <w:p>
+            <w:r>
+              <w:rPr>
+                <w:rFonts w:ascii="Calibri" w:cs="Calibri" w:eastAsia="Calibri" w:hAnsi="Calibri"/>
+              </w:rPr>
+              <w:t xml:space="preserve">Standards it supports</w:t>
+            </w:r>
+          </w:p>
+        </w:tc>
+        <w:tc>
+          <w:tcPr>
+            <w:tcW w:type="dxa" w:w="4500"/>
+            <w:tcBorders>
+              <w:top w:val="single" w:color="999999" w:sz="4"/>
+              <w:left w:val="single" w:color="999999" w:sz="4"/>
+              <w:bottom w:val="single" w:color="999999" w:sz="4"/>
+              <w:right w:val="single" w:color="999999" w:sz="4"/>
+            </w:tcBorders>
+          </w:tcPr>
+          <w:p>
+            <w:r>
+              <w:rPr>
+                <w:rFonts w:ascii="Calibri" w:cs="Calibri" w:eastAsia="Calibri" w:hAnsi="Calibri"/>
+              </w:rPr>
+              <w:t xml:space="preserve">Human resource management</w:t>
             </w:r>
           </w:p>
         </w:tc>
@@ -383,26 +459,22 @@
     </w:tbl>
     <w:p>
       <w:pPr>
-        <w:spacing w:after="120"/>
-      </w:pPr>
-      <w:r>
-        <w:rPr>
-          <w:rFonts w:ascii="Calibri" w:cs="Calibri" w:eastAsia="Calibri" w:hAnsi="Calibri"/>
-          <w:sz w:val="22"/>
-          <w:szCs w:val="22"/>
+        <w:spacing w:after="120" w:line="276"/>
+      </w:pPr>
+      <w:r>
+        <w:rPr>
+          <w:rFonts w:ascii="Calibri" w:cs="Calibri" w:eastAsia="Calibri" w:hAnsi="Calibri"/>
         </w:rPr>
         <w:t xml:space="preserve"/>
       </w:r>
     </w:p>
     <w:p>
       <w:pPr>
-        <w:spacing w:after="120"/>
-      </w:pPr>
-      <w:r>
-        <w:rPr>
-          <w:rFonts w:ascii="Calibri" w:cs="Calibri" w:eastAsia="Calibri" w:hAnsi="Calibri"/>
-          <w:sz w:val="22"/>
-          <w:szCs w:val="22"/>
+        <w:spacing w:after="120" w:line="276"/>
+      </w:pPr>
+      <w:r>
+        <w:rPr>
+          <w:rFonts w:ascii="Calibri" w:cs="Calibri" w:eastAsia="Calibri" w:hAnsi="Calibri"/>
         </w:rPr>
         <w:t xml:space="preserve">Why this document: it supports the NDIS Practice Standards Human resource management for Sunrise Supports.</w:t>
       </w:r>
@@ -423,13 +495,27 @@
     </w:p>
     <w:p>
       <w:pPr>
-        <w:spacing w:after="120"/>
-      </w:pPr>
-      <w:r>
-        <w:rPr>
-          <w:rFonts w:ascii="Calibri" w:cs="Calibri" w:eastAsia="Calibri" w:hAnsi="Calibri"/>
-          <w:sz w:val="22"/>
-          <w:szCs w:val="22"/>
+        <w:spacing w:after="80"/>
+      </w:pPr>
+      <w:r>
+        <w:rPr>
+          <w:rFonts w:ascii="Calibri" w:cs="Calibri" w:eastAsia="Calibri" w:hAnsi="Calibri"/>
+          <w:i/>
+          <w:iCs/>
+          <w:color w:val="555555"/>
+          <w:sz w:val="20"/>
+          <w:szCs w:val="20"/>
+        </w:rPr>
+        <w:t xml:space="preserve">Drafted from your answers.</w:t>
+      </w:r>
+    </w:p>
+    <w:p>
+      <w:pPr>
+        <w:spacing w:after="120" w:line="276"/>
+      </w:pPr>
+      <w:r>
+        <w:rPr>
+          <w:rFonts w:ascii="Calibri" w:cs="Calibri" w:eastAsia="Calibri" w:hAnsi="Calibri"/>
         </w:rPr>
         <w:t xml:space="preserve">This procedure sets out how Sunrise Supports recruits, checks and clears workers and key personnel. It supports the Human resource management standard.</w:t>
       </w:r>
@@ -450,26 +536,38 @@
     </w:p>
     <w:p>
       <w:pPr>
-        <w:spacing w:after="120"/>
-      </w:pPr>
-      <w:r>
-        <w:rPr>
-          <w:rFonts w:ascii="Calibri" w:cs="Calibri" w:eastAsia="Calibri" w:hAnsi="Calibri"/>
-          <w:sz w:val="22"/>
-          <w:szCs w:val="22"/>
+        <w:spacing w:after="80"/>
+      </w:pPr>
+      <w:r>
+        <w:rPr>
+          <w:rFonts w:ascii="Calibri" w:cs="Calibri" w:eastAsia="Calibri" w:hAnsi="Calibri"/>
+          <w:i/>
+          <w:iCs/>
+          <w:color w:val="555555"/>
+          <w:sz w:val="20"/>
+          <w:szCs w:val="20"/>
+        </w:rPr>
+        <w:t xml:space="preserve">Drafted from your answers.</w:t>
+      </w:r>
+    </w:p>
+    <w:p>
+      <w:pPr>
+        <w:spacing w:after="120" w:line="276"/>
+      </w:pPr>
+      <w:r>
+        <w:rPr>
+          <w:rFonts w:ascii="Calibri" w:cs="Calibri" w:eastAsia="Calibri" w:hAnsi="Calibri"/>
         </w:rPr>
         <w:t xml:space="preserve">Sunrise Supports is a sole trader that delivers household tasks supports (support type 0120) in New South Wales. We use this procedure before anyone starts work with us, and again whenever a clearance or check is due to be renewed.</w:t>
       </w:r>
     </w:p>
     <w:p>
       <w:pPr>
-        <w:spacing w:after="120"/>
-      </w:pPr>
-      <w:r>
-        <w:rPr>
-          <w:rFonts w:ascii="Calibri" w:cs="Calibri" w:eastAsia="Calibri" w:hAnsi="Calibri"/>
-          <w:sz w:val="22"/>
-          <w:szCs w:val="22"/>
+        <w:spacing w:after="120" w:line="276"/>
+      </w:pPr>
+      <w:r>
+        <w:rPr>
+          <w:rFonts w:ascii="Calibri" w:cs="Calibri" w:eastAsia="Calibri" w:hAnsi="Calibri"/>
         </w:rPr>
         <w:t xml:space="preserve">We use it in each of the situations below.</w:t>
       </w:r>
@@ -481,13 +579,11 @@
           <w:ilvl w:val="0"/>
           <w:numId w:val="2"/>
         </w:numPr>
-        <w:spacing w:after="60"/>
-      </w:pPr>
-      <w:r>
-        <w:rPr>
-          <w:rFonts w:ascii="Calibri" w:cs="Calibri" w:eastAsia="Calibri" w:hAnsi="Calibri"/>
-          <w:sz w:val="22"/>
-          <w:szCs w:val="22"/>
+        <w:spacing w:after="60" w:line="276"/>
+      </w:pPr>
+      <w:r>
+        <w:rPr>
+          <w:rFonts w:ascii="Calibri" w:cs="Calibri" w:eastAsia="Calibri" w:hAnsi="Calibri"/>
         </w:rPr>
         <w:t xml:space="preserve">We decide to take on a new worker to help deliver household tasks supports.</w:t>
       </w:r>
@@ -499,13 +595,11 @@
           <w:ilvl w:val="0"/>
           <w:numId w:val="2"/>
         </w:numPr>
-        <w:spacing w:after="60"/>
-      </w:pPr>
-      <w:r>
-        <w:rPr>
-          <w:rFonts w:ascii="Calibri" w:cs="Calibri" w:eastAsia="Calibri" w:hAnsi="Calibri"/>
-          <w:sz w:val="22"/>
-          <w:szCs w:val="22"/>
+        <w:spacing w:after="60" w:line="276"/>
+      </w:pPr>
+      <w:r>
+        <w:rPr>
+          <w:rFonts w:ascii="Calibri" w:cs="Calibri" w:eastAsia="Calibri" w:hAnsi="Calibri"/>
         </w:rPr>
         <w:t xml:space="preserve">We take on a person as key personnel, including a change in who holds that role.</w:t>
       </w:r>
@@ -517,13 +611,11 @@
           <w:ilvl w:val="0"/>
           <w:numId w:val="2"/>
         </w:numPr>
-        <w:spacing w:after="60"/>
-      </w:pPr>
-      <w:r>
-        <w:rPr>
-          <w:rFonts w:ascii="Calibri" w:cs="Calibri" w:eastAsia="Calibri" w:hAnsi="Calibri"/>
-          <w:sz w:val="22"/>
-          <w:szCs w:val="22"/>
+        <w:spacing w:after="60" w:line="276"/>
+      </w:pPr>
+      <w:r>
+        <w:rPr>
+          <w:rFonts w:ascii="Calibri" w:cs="Calibri" w:eastAsia="Calibri" w:hAnsi="Calibri"/>
         </w:rPr>
         <w:t xml:space="preserve">A worker moves into a different role, such as one that now involves direct contact with participants.</w:t>
       </w:r>
@@ -535,13 +627,11 @@
           <w:ilvl w:val="0"/>
           <w:numId w:val="2"/>
         </w:numPr>
-        <w:spacing w:after="60"/>
-      </w:pPr>
-      <w:r>
-        <w:rPr>
-          <w:rFonts w:ascii="Calibri" w:cs="Calibri" w:eastAsia="Calibri" w:hAnsi="Calibri"/>
-          <w:sz w:val="22"/>
-          <w:szCs w:val="22"/>
+        <w:spacing w:after="60" w:line="276"/>
+      </w:pPr>
+      <w:r>
+        <w:rPr>
+          <w:rFonts w:ascii="Calibri" w:cs="Calibri" w:eastAsia="Calibri" w:hAnsi="Calibri"/>
         </w:rPr>
         <w:t xml:space="preserve">A worker's NDIS worker screening clearance, identity check or other check is close to expiry.</w:t>
       </w:r>
@@ -553,13 +643,11 @@
           <w:ilvl w:val="0"/>
           <w:numId w:val="2"/>
         </w:numPr>
-        <w:spacing w:after="60"/>
-      </w:pPr>
-      <w:r>
-        <w:rPr>
-          <w:rFonts w:ascii="Calibri" w:cs="Calibri" w:eastAsia="Calibri" w:hAnsi="Calibri"/>
-          <w:sz w:val="22"/>
-          <w:szCs w:val="22"/>
+        <w:spacing w:after="60" w:line="276"/>
+      </w:pPr>
+      <w:r>
+        <w:rPr>
+          <w:rFonts w:ascii="Calibri" w:cs="Calibri" w:eastAsia="Calibri" w:hAnsi="Calibri"/>
         </w:rPr>
         <w:t xml:space="preserve">We are told something that could affect a worker's suitability, such as a change in their screening status.</w:t>
       </w:r>
@@ -571,39 +659,33 @@
           <w:ilvl w:val="0"/>
           <w:numId w:val="2"/>
         </w:numPr>
-        <w:spacing w:after="60"/>
-      </w:pPr>
-      <w:r>
-        <w:rPr>
-          <w:rFonts w:ascii="Calibri" w:cs="Calibri" w:eastAsia="Calibri" w:hAnsi="Calibri"/>
-          <w:sz w:val="22"/>
-          <w:szCs w:val="22"/>
+        <w:spacing w:after="60" w:line="276"/>
+      </w:pPr>
+      <w:r>
+        <w:rPr>
+          <w:rFonts w:ascii="Calibri" w:cs="Calibri" w:eastAsia="Calibri" w:hAnsi="Calibri"/>
         </w:rPr>
         <w:t xml:space="preserve">We are asked to show an auditor or the Commission how we recruit and check workers.</w:t>
       </w:r>
     </w:p>
     <w:p>
       <w:pPr>
-        <w:spacing w:after="120"/>
-      </w:pPr>
-      <w:r>
-        <w:rPr>
-          <w:rFonts w:ascii="Calibri" w:cs="Calibri" w:eastAsia="Calibri" w:hAnsi="Calibri"/>
-          <w:sz w:val="22"/>
-          <w:szCs w:val="22"/>
+        <w:spacing w:after="120" w:line="276"/>
+      </w:pPr>
+      <w:r>
+        <w:rPr>
+          <w:rFonts w:ascii="Calibri" w:cs="Calibri" w:eastAsia="Calibri" w:hAnsi="Calibri"/>
         </w:rPr>
         <w:t xml:space="preserve">We work as a sole trader and currently have no other workers, so we apply this procedure to ourselves as the person delivering supports. We apply it in full to any worker we take on later.</w:t>
       </w:r>
     </w:p>
     <w:p>
       <w:pPr>
-        <w:spacing w:after="120"/>
-      </w:pPr>
-      <w:r>
-        <w:rPr>
-          <w:rFonts w:ascii="Calibri" w:cs="Calibri" w:eastAsia="Calibri" w:hAnsi="Calibri"/>
-          <w:sz w:val="22"/>
-          <w:szCs w:val="22"/>
+        <w:spacing w:after="120" w:line="276"/>
+      </w:pPr>
+      <w:r>
+        <w:rPr>
+          <w:rFonts w:ascii="Calibri" w:cs="Calibri" w:eastAsia="Calibri" w:hAnsi="Calibri"/>
         </w:rPr>
         <w:t xml:space="preserve">Household tasks supports are usually delivered in a participant's home, so some of our roles are risk-assessed roles. Section 5 Our risk-assessed roles explains how we decide which roles these are. For those roles we also complete NDIS worker screening before the person starts.</w:t>
       </w:r>
@@ -624,13 +706,27 @@
     </w:p>
     <w:p>
       <w:pPr>
-        <w:spacing w:after="120"/>
-      </w:pPr>
-      <w:r>
-        <w:rPr>
-          <w:rFonts w:ascii="Calibri" w:cs="Calibri" w:eastAsia="Calibri" w:hAnsi="Calibri"/>
-          <w:sz w:val="22"/>
-          <w:szCs w:val="22"/>
+        <w:spacing w:after="80"/>
+      </w:pPr>
+      <w:r>
+        <w:rPr>
+          <w:rFonts w:ascii="Calibri" w:cs="Calibri" w:eastAsia="Calibri" w:hAnsi="Calibri"/>
+          <w:i/>
+          <w:iCs/>
+          <w:color w:val="555555"/>
+          <w:sz w:val="20"/>
+          <w:szCs w:val="20"/>
+        </w:rPr>
+        <w:t xml:space="preserve">Drafted from your answers.</w:t>
+      </w:r>
+    </w:p>
+    <w:p>
+      <w:pPr>
+        <w:spacing w:after="120" w:line="276"/>
+      </w:pPr>
+      <w:r>
+        <w:rPr>
+          <w:rFonts w:ascii="Calibri" w:cs="Calibri" w:eastAsia="Calibri" w:hAnsi="Calibri"/>
         </w:rPr>
         <w:t xml:space="preserve">Sunrise Supports is a sole trader business in New South Wales. We follow these steps before anyone starts work with a participant. This includes us, as the owner and only key personnel.</w:t>
       </w:r>
@@ -642,13 +738,11 @@
           <w:ilvl w:val="0"/>
           <w:numId w:val="3"/>
         </w:numPr>
-        <w:spacing w:after="60"/>
-      </w:pPr>
-      <w:r>
-        <w:rPr>
-          <w:rFonts w:ascii="Calibri" w:cs="Calibri" w:eastAsia="Calibri" w:hAnsi="Calibri"/>
-          <w:sz w:val="22"/>
-          <w:szCs w:val="22"/>
+        <w:spacing w:after="60" w:line="276"/>
+      </w:pPr>
+      <w:r>
+        <w:rPr>
+          <w:rFonts w:ascii="Calibri" w:cs="Calibri" w:eastAsia="Calibri" w:hAnsi="Calibri"/>
         </w:rPr>
         <w:t xml:space="preserve">Owner: Before we advertise or offer a role, we write down what the role involves and decide whether it is a risk-assessed role. See section 5 Our risk-assessed roles for how we make that decision.</w:t>
       </w:r>
@@ -660,13 +754,11 @@
           <w:ilvl w:val="0"/>
           <w:numId w:val="3"/>
         </w:numPr>
-        <w:spacing w:after="60"/>
-      </w:pPr>
-      <w:r>
-        <w:rPr>
-          <w:rFonts w:ascii="Calibri" w:cs="Calibri" w:eastAsia="Calibri" w:hAnsi="Calibri"/>
-          <w:sz w:val="22"/>
-          <w:szCs w:val="22"/>
+        <w:spacing w:after="60" w:line="276"/>
+      </w:pPr>
+      <w:r>
+        <w:rPr>
+          <w:rFonts w:ascii="Calibri" w:cs="Calibri" w:eastAsia="Calibri" w:hAnsi="Calibri"/>
         </w:rPr>
         <w:t xml:space="preserve">Owner: We ask the person to show proof of identity and proof of their right to work in Australia. We check the documents and record that we have seen them.</w:t>
       </w:r>
@@ -678,13 +770,11 @@
           <w:ilvl w:val="0"/>
           <w:numId w:val="3"/>
         </w:numPr>
-        <w:spacing w:after="60"/>
-      </w:pPr>
-      <w:r>
-        <w:rPr>
-          <w:rFonts w:ascii="Calibri" w:cs="Calibri" w:eastAsia="Calibri" w:hAnsi="Calibri"/>
-          <w:sz w:val="22"/>
-          <w:szCs w:val="22"/>
+        <w:spacing w:after="60" w:line="276"/>
+      </w:pPr>
+      <w:r>
+        <w:rPr>
+          <w:rFonts w:ascii="Calibri" w:cs="Calibri" w:eastAsia="Calibri" w:hAnsi="Calibri"/>
         </w:rPr>
         <w:t xml:space="preserve">Owner: We ask for details of qualifications and relevant experience for the role. We check that they fit the support the role provides.</w:t>
       </w:r>
@@ -696,13 +786,11 @@
           <w:ilvl w:val="0"/>
           <w:numId w:val="3"/>
         </w:numPr>
-        <w:spacing w:after="60"/>
-      </w:pPr>
-      <w:r>
-        <w:rPr>
-          <w:rFonts w:ascii="Calibri" w:cs="Calibri" w:eastAsia="Calibri" w:hAnsi="Calibri"/>
-          <w:sz w:val="22"/>
-          <w:szCs w:val="22"/>
+        <w:spacing w:after="60" w:line="276"/>
+      </w:pPr>
+      <w:r>
+        <w:rPr>
+          <w:rFonts w:ascii="Calibri" w:cs="Calibri" w:eastAsia="Calibri" w:hAnsi="Calibri"/>
         </w:rPr>
         <w:t xml:space="preserve">Owner: We contact at least two referees and write down what each referee tells us.</w:t>
       </w:r>
@@ -714,13 +802,11 @@
           <w:ilvl w:val="0"/>
           <w:numId w:val="3"/>
         </w:numPr>
-        <w:spacing w:after="60"/>
-      </w:pPr>
-      <w:r>
-        <w:rPr>
-          <w:rFonts w:ascii="Calibri" w:cs="Calibri" w:eastAsia="Calibri" w:hAnsi="Calibri"/>
-          <w:sz w:val="22"/>
-          <w:szCs w:val="22"/>
+        <w:spacing w:after="60" w:line="276"/>
+      </w:pPr>
+      <w:r>
+        <w:rPr>
+          <w:rFonts w:ascii="Calibri" w:cs="Calibri" w:eastAsia="Calibri" w:hAnsi="Calibri"/>
         </w:rPr>
         <w:t xml:space="preserve">Owner: For a risk-assessed role, we confirm that the person has a current NDIS worker screening clearance. We do this before the person starts any work with a participant.</w:t>
       </w:r>
@@ -732,13 +818,11 @@
           <w:ilvl w:val="0"/>
           <w:numId w:val="3"/>
         </w:numPr>
-        <w:spacing w:after="60"/>
-      </w:pPr>
-      <w:r>
-        <w:rPr>
-          <w:rFonts w:ascii="Calibri" w:cs="Calibri" w:eastAsia="Calibri" w:hAnsi="Calibri"/>
-          <w:sz w:val="22"/>
-          <w:szCs w:val="22"/>
+        <w:spacing w:after="60" w:line="276"/>
+      </w:pPr>
+      <w:r>
+        <w:rPr>
+          <w:rFonts w:ascii="Calibri" w:cs="Calibri" w:eastAsia="Calibri" w:hAnsi="Calibri"/>
         </w:rPr>
         <w:t xml:space="preserve">Owner: We record the clearance details and expiry date in the register. See section 6 Worker screening clearance register.</w:t>
       </w:r>
@@ -750,13 +834,11 @@
           <w:ilvl w:val="0"/>
           <w:numId w:val="3"/>
         </w:numPr>
-        <w:spacing w:after="60"/>
-      </w:pPr>
-      <w:r>
-        <w:rPr>
-          <w:rFonts w:ascii="Calibri" w:cs="Calibri" w:eastAsia="Calibri" w:hAnsi="Calibri"/>
-          <w:sz w:val="22"/>
-          <w:szCs w:val="22"/>
+        <w:spacing w:after="60" w:line="276"/>
+      </w:pPr>
+      <w:r>
+        <w:rPr>
+          <w:rFonts w:ascii="Calibri" w:cs="Calibri" w:eastAsia="Calibri" w:hAnsi="Calibri"/>
         </w:rPr>
         <w:t xml:space="preserve">Owner: We make the offer only when all checks are complete and we are satisfied with the results. If a check is not complete or the result is not clear, the person does not start work.</w:t>
       </w:r>
@@ -768,13 +850,11 @@
           <w:ilvl w:val="0"/>
           <w:numId w:val="3"/>
         </w:numPr>
-        <w:spacing w:after="60"/>
-      </w:pPr>
-      <w:r>
-        <w:rPr>
-          <w:rFonts w:ascii="Calibri" w:cs="Calibri" w:eastAsia="Calibri" w:hAnsi="Calibri"/>
-          <w:sz w:val="22"/>
-          <w:szCs w:val="22"/>
+        <w:spacing w:after="60" w:line="276"/>
+      </w:pPr>
+      <w:r>
+        <w:rPr>
+          <w:rFonts w:ascii="Calibri" w:cs="Calibri" w:eastAsia="Calibri" w:hAnsi="Calibri"/>
         </w:rPr>
         <w:t xml:space="preserve">Worker: Before working with a participant, the worker completes the mandatory NDIS orientation module and gives us the completion record.</w:t>
       </w:r>
@@ -786,13 +866,11 @@
           <w:ilvl w:val="0"/>
           <w:numId w:val="3"/>
         </w:numPr>
-        <w:spacing w:after="60"/>
-      </w:pPr>
-      <w:r>
-        <w:rPr>
-          <w:rFonts w:ascii="Calibri" w:cs="Calibri" w:eastAsia="Calibri" w:hAnsi="Calibri"/>
-          <w:sz w:val="22"/>
-          <w:szCs w:val="22"/>
+        <w:spacing w:after="60" w:line="276"/>
+      </w:pPr>
+      <w:r>
+        <w:rPr>
+          <w:rFonts w:ascii="Calibri" w:cs="Calibri" w:eastAsia="Calibri" w:hAnsi="Calibri"/>
         </w:rPr>
         <w:t xml:space="preserve">Worker: The worker completes training in infection prevention and control standard precautions, and in the use of PPE where the role needs it. We keep the training records.</w:t>
       </w:r>
@@ -804,13 +882,11 @@
           <w:ilvl w:val="0"/>
           <w:numId w:val="3"/>
         </w:numPr>
-        <w:spacing w:after="60"/>
-      </w:pPr>
-      <w:r>
-        <w:rPr>
-          <w:rFonts w:ascii="Calibri" w:cs="Calibri" w:eastAsia="Calibri" w:hAnsi="Calibri"/>
-          <w:sz w:val="22"/>
-          <w:szCs w:val="22"/>
+        <w:spacing w:after="60" w:line="276"/>
+      </w:pPr>
+      <w:r>
+        <w:rPr>
+          <w:rFonts w:ascii="Calibri" w:cs="Calibri" w:eastAsia="Calibri" w:hAnsi="Calibri"/>
         </w:rPr>
         <w:t xml:space="preserve">Owner: Before the worker's first shift, we make sure PPE is available for the worker and for any participant who needs it.</w:t>
       </w:r>
@@ -822,13 +898,11 @@
           <w:ilvl w:val="0"/>
           <w:numId w:val="3"/>
         </w:numPr>
-        <w:spacing w:after="60"/>
-      </w:pPr>
-      <w:r>
-        <w:rPr>
-          <w:rFonts w:ascii="Calibri" w:cs="Calibri" w:eastAsia="Calibri" w:hAnsi="Calibri"/>
-          <w:sz w:val="22"/>
-          <w:szCs w:val="22"/>
+        <w:spacing w:after="60" w:line="276"/>
+      </w:pPr>
+      <w:r>
+        <w:rPr>
+          <w:rFonts w:ascii="Calibri" w:cs="Calibri" w:eastAsia="Calibri" w:hAnsi="Calibri"/>
         </w:rPr>
         <w:t xml:space="preserve">Owner: We keep a record of each check and each training item for every worker. See section 7 Records and evidence to retain.</w:t>
       </w:r>
@@ -871,8 +945,6 @@
                 <w:rFonts w:ascii="Calibri" w:cs="Calibri" w:eastAsia="Calibri" w:hAnsi="Calibri"/>
                 <w:b/>
                 <w:bCs/>
-                <w:sz w:val="22"/>
-                <w:szCs w:val="22"/>
               </w:rPr>
               <w:t xml:space="preserve">Who</w:t>
             </w:r>
@@ -895,8 +967,6 @@
                 <w:rFonts w:ascii="Calibri" w:cs="Calibri" w:eastAsia="Calibri" w:hAnsi="Calibri"/>
                 <w:b/>
                 <w:bCs/>
-                <w:sz w:val="22"/>
-                <w:szCs w:val="22"/>
               </w:rPr>
               <w:t xml:space="preserve">Does what</w:t>
             </w:r>
@@ -919,8 +989,6 @@
                 <w:rFonts w:ascii="Calibri" w:cs="Calibri" w:eastAsia="Calibri" w:hAnsi="Calibri"/>
                 <w:b/>
                 <w:bCs/>
-                <w:sz w:val="22"/>
-                <w:szCs w:val="22"/>
               </w:rPr>
               <w:t xml:space="preserve">When</w:t>
             </w:r>
@@ -928,22 +996,23 @@
         </w:tc>
       </w:tr>
       <w:tr>
-        <w:tc>
-          <w:tcPr>
-            <w:tcW w:type="dxa" w:w="3000"/>
-            <w:tcBorders>
-              <w:top w:val="single" w:color="999999" w:sz="4"/>
-              <w:left w:val="single" w:color="999999" w:sz="4"/>
-              <w:bottom w:val="single" w:color="999999" w:sz="4"/>
-              <w:right w:val="single" w:color="999999" w:sz="4"/>
-            </w:tcBorders>
-          </w:tcPr>
-          <w:p>
-            <w:r>
-              <w:rPr>
-                <w:rFonts w:ascii="Calibri" w:cs="Calibri" w:eastAsia="Calibri" w:hAnsi="Calibri"/>
-                <w:sz w:val="22"/>
-                <w:szCs w:val="22"/>
+        <w:trPr>
+          <w:cantSplit/>
+        </w:trPr>
+        <w:tc>
+          <w:tcPr>
+            <w:tcW w:type="dxa" w:w="3000"/>
+            <w:tcBorders>
+              <w:top w:val="single" w:color="999999" w:sz="4"/>
+              <w:left w:val="single" w:color="999999" w:sz="4"/>
+              <w:bottom w:val="single" w:color="999999" w:sz="4"/>
+              <w:right w:val="single" w:color="999999" w:sz="4"/>
+            </w:tcBorders>
+          </w:tcPr>
+          <w:p>
+            <w:r>
+              <w:rPr>
+                <w:rFonts w:ascii="Calibri" w:cs="Calibri" w:eastAsia="Calibri" w:hAnsi="Calibri"/>
               </w:rPr>
               <w:t xml:space="preserve">Owner</w:t>
             </w:r>
@@ -963,8 +1032,6 @@
             <w:r>
               <w:rPr>
                 <w:rFonts w:ascii="Calibri" w:cs="Calibri" w:eastAsia="Calibri" w:hAnsi="Calibri"/>
-                <w:sz w:val="22"/>
-                <w:szCs w:val="22"/>
               </w:rPr>
               <w:t xml:space="preserve">Checks identity, right to work, qualifications, experience and referees</w:t>
             </w:r>
@@ -984,8 +1051,6 @@
             <w:r>
               <w:rPr>
                 <w:rFonts w:ascii="Calibri" w:cs="Calibri" w:eastAsia="Calibri" w:hAnsi="Calibri"/>
-                <w:sz w:val="22"/>
-                <w:szCs w:val="22"/>
               </w:rPr>
               <w:t xml:space="preserve">Before an offer is made</w:t>
             </w:r>
@@ -993,22 +1058,23 @@
         </w:tc>
       </w:tr>
       <w:tr>
-        <w:tc>
-          <w:tcPr>
-            <w:tcW w:type="dxa" w:w="3000"/>
-            <w:tcBorders>
-              <w:top w:val="single" w:color="999999" w:sz="4"/>
-              <w:left w:val="single" w:color="999999" w:sz="4"/>
-              <w:bottom w:val="single" w:color="999999" w:sz="4"/>
-              <w:right w:val="single" w:color="999999" w:sz="4"/>
-            </w:tcBorders>
-          </w:tcPr>
-          <w:p>
-            <w:r>
-              <w:rPr>
-                <w:rFonts w:ascii="Calibri" w:cs="Calibri" w:eastAsia="Calibri" w:hAnsi="Calibri"/>
-                <w:sz w:val="22"/>
-                <w:szCs w:val="22"/>
+        <w:trPr>
+          <w:cantSplit/>
+        </w:trPr>
+        <w:tc>
+          <w:tcPr>
+            <w:tcW w:type="dxa" w:w="3000"/>
+            <w:tcBorders>
+              <w:top w:val="single" w:color="999999" w:sz="4"/>
+              <w:left w:val="single" w:color="999999" w:sz="4"/>
+              <w:bottom w:val="single" w:color="999999" w:sz="4"/>
+              <w:right w:val="single" w:color="999999" w:sz="4"/>
+            </w:tcBorders>
+          </w:tcPr>
+          <w:p>
+            <w:r>
+              <w:rPr>
+                <w:rFonts w:ascii="Calibri" w:cs="Calibri" w:eastAsia="Calibri" w:hAnsi="Calibri"/>
               </w:rPr>
               <w:t xml:space="preserve">Owner</w:t>
             </w:r>
@@ -1028,8 +1094,6 @@
             <w:r>
               <w:rPr>
                 <w:rFonts w:ascii="Calibri" w:cs="Calibri" w:eastAsia="Calibri" w:hAnsi="Calibri"/>
-                <w:sz w:val="22"/>
-                <w:szCs w:val="22"/>
               </w:rPr>
               <w:t xml:space="preserve">Confirms the NDIS worker screening clearance for a risk-assessed role and updates the register</w:t>
             </w:r>
@@ -1049,8 +1113,6 @@
             <w:r>
               <w:rPr>
                 <w:rFonts w:ascii="Calibri" w:cs="Calibri" w:eastAsia="Calibri" w:hAnsi="Calibri"/>
-                <w:sz w:val="22"/>
-                <w:szCs w:val="22"/>
               </w:rPr>
               <w:t xml:space="preserve">Before the worker's first shift</w:t>
             </w:r>
@@ -1058,22 +1120,23 @@
         </w:tc>
       </w:tr>
       <w:tr>
-        <w:tc>
-          <w:tcPr>
-            <w:tcW w:type="dxa" w:w="3000"/>
-            <w:tcBorders>
-              <w:top w:val="single" w:color="999999" w:sz="4"/>
-              <w:left w:val="single" w:color="999999" w:sz="4"/>
-              <w:bottom w:val="single" w:color="999999" w:sz="4"/>
-              <w:right w:val="single" w:color="999999" w:sz="4"/>
-            </w:tcBorders>
-          </w:tcPr>
-          <w:p>
-            <w:r>
-              <w:rPr>
-                <w:rFonts w:ascii="Calibri" w:cs="Calibri" w:eastAsia="Calibri" w:hAnsi="Calibri"/>
-                <w:sz w:val="22"/>
-                <w:szCs w:val="22"/>
+        <w:trPr>
+          <w:cantSplit/>
+        </w:trPr>
+        <w:tc>
+          <w:tcPr>
+            <w:tcW w:type="dxa" w:w="3000"/>
+            <w:tcBorders>
+              <w:top w:val="single" w:color="999999" w:sz="4"/>
+              <w:left w:val="single" w:color="999999" w:sz="4"/>
+              <w:bottom w:val="single" w:color="999999" w:sz="4"/>
+              <w:right w:val="single" w:color="999999" w:sz="4"/>
+            </w:tcBorders>
+          </w:tcPr>
+          <w:p>
+            <w:r>
+              <w:rPr>
+                <w:rFonts w:ascii="Calibri" w:cs="Calibri" w:eastAsia="Calibri" w:hAnsi="Calibri"/>
               </w:rPr>
               <w:t xml:space="preserve">Worker</w:t>
             </w:r>
@@ -1093,8 +1156,6 @@
             <w:r>
               <w:rPr>
                 <w:rFonts w:ascii="Calibri" w:cs="Calibri" w:eastAsia="Calibri" w:hAnsi="Calibri"/>
-                <w:sz w:val="22"/>
-                <w:szCs w:val="22"/>
               </w:rPr>
               <w:t xml:space="preserve">Completes NDIS orientation and gives us the record</w:t>
             </w:r>
@@ -1114,8 +1175,6 @@
             <w:r>
               <w:rPr>
                 <w:rFonts w:ascii="Calibri" w:cs="Calibri" w:eastAsia="Calibri" w:hAnsi="Calibri"/>
-                <w:sz w:val="22"/>
-                <w:szCs w:val="22"/>
               </w:rPr>
               <w:t xml:space="preserve">Before working with a participant</w:t>
             </w:r>
@@ -1123,22 +1182,23 @@
         </w:tc>
       </w:tr>
       <w:tr>
-        <w:tc>
-          <w:tcPr>
-            <w:tcW w:type="dxa" w:w="3000"/>
-            <w:tcBorders>
-              <w:top w:val="single" w:color="999999" w:sz="4"/>
-              <w:left w:val="single" w:color="999999" w:sz="4"/>
-              <w:bottom w:val="single" w:color="999999" w:sz="4"/>
-              <w:right w:val="single" w:color="999999" w:sz="4"/>
-            </w:tcBorders>
-          </w:tcPr>
-          <w:p>
-            <w:r>
-              <w:rPr>
-                <w:rFonts w:ascii="Calibri" w:cs="Calibri" w:eastAsia="Calibri" w:hAnsi="Calibri"/>
-                <w:sz w:val="22"/>
-                <w:szCs w:val="22"/>
+        <w:trPr>
+          <w:cantSplit/>
+        </w:trPr>
+        <w:tc>
+          <w:tcPr>
+            <w:tcW w:type="dxa" w:w="3000"/>
+            <w:tcBorders>
+              <w:top w:val="single" w:color="999999" w:sz="4"/>
+              <w:left w:val="single" w:color="999999" w:sz="4"/>
+              <w:bottom w:val="single" w:color="999999" w:sz="4"/>
+              <w:right w:val="single" w:color="999999" w:sz="4"/>
+            </w:tcBorders>
+          </w:tcPr>
+          <w:p>
+            <w:r>
+              <w:rPr>
+                <w:rFonts w:ascii="Calibri" w:cs="Calibri" w:eastAsia="Calibri" w:hAnsi="Calibri"/>
               </w:rPr>
               <w:t xml:space="preserve">Worker</w:t>
             </w:r>
@@ -1158,8 +1218,6 @@
             <w:r>
               <w:rPr>
                 <w:rFonts w:ascii="Calibri" w:cs="Calibri" w:eastAsia="Calibri" w:hAnsi="Calibri"/>
-                <w:sz w:val="22"/>
-                <w:szCs w:val="22"/>
               </w:rPr>
               <w:t xml:space="preserve">Completes infection prevention and control and PPE training</w:t>
             </w:r>
@@ -1179,8 +1237,6 @@
             <w:r>
               <w:rPr>
                 <w:rFonts w:ascii="Calibri" w:cs="Calibri" w:eastAsia="Calibri" w:hAnsi="Calibri"/>
-                <w:sz w:val="22"/>
-                <w:szCs w:val="22"/>
               </w:rPr>
               <w:t xml:space="preserve">Before working with a participant, then at refresher intervals we record in the register</w:t>
             </w:r>
@@ -1188,22 +1244,23 @@
         </w:tc>
       </w:tr>
       <w:tr>
-        <w:tc>
-          <w:tcPr>
-            <w:tcW w:type="dxa" w:w="3000"/>
-            <w:tcBorders>
-              <w:top w:val="single" w:color="999999" w:sz="4"/>
-              <w:left w:val="single" w:color="999999" w:sz="4"/>
-              <w:bottom w:val="single" w:color="999999" w:sz="4"/>
-              <w:right w:val="single" w:color="999999" w:sz="4"/>
-            </w:tcBorders>
-          </w:tcPr>
-          <w:p>
-            <w:r>
-              <w:rPr>
-                <w:rFonts w:ascii="Calibri" w:cs="Calibri" w:eastAsia="Calibri" w:hAnsi="Calibri"/>
-                <w:sz w:val="22"/>
-                <w:szCs w:val="22"/>
+        <w:trPr>
+          <w:cantSplit/>
+        </w:trPr>
+        <w:tc>
+          <w:tcPr>
+            <w:tcW w:type="dxa" w:w="3000"/>
+            <w:tcBorders>
+              <w:top w:val="single" w:color="999999" w:sz="4"/>
+              <w:left w:val="single" w:color="999999" w:sz="4"/>
+              <w:bottom w:val="single" w:color="999999" w:sz="4"/>
+              <w:right w:val="single" w:color="999999" w:sz="4"/>
+            </w:tcBorders>
+          </w:tcPr>
+          <w:p>
+            <w:r>
+              <w:rPr>
+                <w:rFonts w:ascii="Calibri" w:cs="Calibri" w:eastAsia="Calibri" w:hAnsi="Calibri"/>
               </w:rPr>
               <w:t xml:space="preserve">Owner</w:t>
             </w:r>
@@ -1223,8 +1280,6 @@
             <w:r>
               <w:rPr>
                 <w:rFonts w:ascii="Calibri" w:cs="Calibri" w:eastAsia="Calibri" w:hAnsi="Calibri"/>
-                <w:sz w:val="22"/>
-                <w:szCs w:val="22"/>
               </w:rPr>
               <w:t xml:space="preserve">Makes PPE available to the worker and to each participant who needs it</w:t>
             </w:r>
@@ -1244,8 +1299,6 @@
             <w:r>
               <w:rPr>
                 <w:rFonts w:ascii="Calibri" w:cs="Calibri" w:eastAsia="Calibri" w:hAnsi="Calibri"/>
-                <w:sz w:val="22"/>
-                <w:szCs w:val="22"/>
               </w:rPr>
               <w:t xml:space="preserve">Before the worker's first shift</w:t>
             </w:r>
@@ -1255,26 +1308,22 @@
     </w:tbl>
     <w:p>
       <w:pPr>
-        <w:spacing w:after="120"/>
-      </w:pPr>
-      <w:r>
-        <w:rPr>
-          <w:rFonts w:ascii="Calibri" w:cs="Calibri" w:eastAsia="Calibri" w:hAnsi="Calibri"/>
-          <w:sz w:val="22"/>
-          <w:szCs w:val="22"/>
+        <w:spacing w:after="120" w:line="276"/>
+      </w:pPr>
+      <w:r>
+        <w:rPr>
+          <w:rFonts w:ascii="Calibri" w:cs="Calibri" w:eastAsia="Calibri" w:hAnsi="Calibri"/>
         </w:rPr>
         <w:t xml:space="preserve"/>
       </w:r>
     </w:p>
     <w:p>
       <w:pPr>
-        <w:spacing w:after="120"/>
-      </w:pPr>
-      <w:r>
-        <w:rPr>
-          <w:rFonts w:ascii="Calibri" w:cs="Calibri" w:eastAsia="Calibri" w:hAnsi="Calibri"/>
-          <w:sz w:val="22"/>
-          <w:szCs w:val="22"/>
+        <w:spacing w:after="120" w:line="276"/>
+      </w:pPr>
+      <w:r>
+        <w:rPr>
+          <w:rFonts w:ascii="Calibri" w:cs="Calibri" w:eastAsia="Calibri" w:hAnsi="Calibri"/>
         </w:rPr>
         <w:t xml:space="preserve">We work alone at present, so we also apply these steps to ourselves as key personnel. If we take on workers later, each new worker goes through every step above.</w:t>
       </w:r>
@@ -1312,8 +1361,6 @@
                 <w:rFonts w:ascii="Calibri" w:cs="Calibri" w:eastAsia="Calibri" w:hAnsi="Calibri"/>
                 <w:i/>
                 <w:iCs/>
-                <w:sz w:val="22"/>
-                <w:szCs w:val="22"/>
               </w:rPr>
               <w:t xml:space="preserve">[Provider to complete: the number of referees you will ask for and the refresher interval you will use for infection prevention and PPE training.]</w:t>
             </w:r>
@@ -1323,13 +1370,11 @@
     </w:tbl>
     <w:p>
       <w:pPr>
-        <w:spacing w:after="120"/>
-      </w:pPr>
-      <w:r>
-        <w:rPr>
-          <w:rFonts w:ascii="Calibri" w:cs="Calibri" w:eastAsia="Calibri" w:hAnsi="Calibri"/>
-          <w:sz w:val="22"/>
-          <w:szCs w:val="22"/>
+        <w:spacing w:after="120" w:line="276"/>
+      </w:pPr>
+      <w:r>
+        <w:rPr>
+          <w:rFonts w:ascii="Calibri" w:cs="Calibri" w:eastAsia="Calibri" w:hAnsi="Calibri"/>
         </w:rPr>
         <w:t xml:space="preserve"/>
       </w:r>
@@ -1350,13 +1395,27 @@
     </w:p>
     <w:p>
       <w:pPr>
-        <w:spacing w:after="120"/>
-      </w:pPr>
-      <w:r>
-        <w:rPr>
-          <w:rFonts w:ascii="Calibri" w:cs="Calibri" w:eastAsia="Calibri" w:hAnsi="Calibri"/>
-          <w:sz w:val="22"/>
-          <w:szCs w:val="22"/>
+        <w:spacing w:after="80"/>
+      </w:pPr>
+      <w:r>
+        <w:rPr>
+          <w:rFonts w:ascii="Calibri" w:cs="Calibri" w:eastAsia="Calibri" w:hAnsi="Calibri"/>
+          <w:i/>
+          <w:iCs/>
+          <w:color w:val="555555"/>
+          <w:sz w:val="20"/>
+          <w:szCs w:val="20"/>
+        </w:rPr>
+        <w:t xml:space="preserve">Drafted from your answers.</w:t>
+      </w:r>
+    </w:p>
+    <w:p>
+      <w:pPr>
+        <w:spacing w:after="120" w:line="276"/>
+      </w:pPr>
+      <w:r>
+        <w:rPr>
+          <w:rFonts w:ascii="Calibri" w:cs="Calibri" w:eastAsia="Calibri" w:hAnsi="Calibri"/>
         </w:rPr>
         <w:t xml:space="preserve">Sunrise Supports is run by one sole trader. The owner is also our one key personnel and carries out every role in this procedure. The table below sets out who does what and when, so the work is clear if we take on other workers later.</w:t>
       </w:r>
@@ -1399,8 +1458,6 @@
                 <w:rFonts w:ascii="Calibri" w:cs="Calibri" w:eastAsia="Calibri" w:hAnsi="Calibri"/>
                 <w:b/>
                 <w:bCs/>
-                <w:sz w:val="22"/>
-                <w:szCs w:val="22"/>
               </w:rPr>
               <w:t xml:space="preserve">Role</w:t>
             </w:r>
@@ -1423,8 +1480,6 @@
                 <w:rFonts w:ascii="Calibri" w:cs="Calibri" w:eastAsia="Calibri" w:hAnsi="Calibri"/>
                 <w:b/>
                 <w:bCs/>
-                <w:sz w:val="22"/>
-                <w:szCs w:val="22"/>
               </w:rPr>
               <w:t xml:space="preserve">Does what</w:t>
             </w:r>
@@ -1447,8 +1502,6 @@
                 <w:rFonts w:ascii="Calibri" w:cs="Calibri" w:eastAsia="Calibri" w:hAnsi="Calibri"/>
                 <w:b/>
                 <w:bCs/>
-                <w:sz w:val="22"/>
-                <w:szCs w:val="22"/>
               </w:rPr>
               <w:t xml:space="preserve">When</w:t>
             </w:r>
@@ -1456,22 +1509,23 @@
         </w:tc>
       </w:tr>
       <w:tr>
-        <w:tc>
-          <w:tcPr>
-            <w:tcW w:type="dxa" w:w="3000"/>
-            <w:tcBorders>
-              <w:top w:val="single" w:color="999999" w:sz="4"/>
-              <w:left w:val="single" w:color="999999" w:sz="4"/>
-              <w:bottom w:val="single" w:color="999999" w:sz="4"/>
-              <w:right w:val="single" w:color="999999" w:sz="4"/>
-            </w:tcBorders>
-          </w:tcPr>
-          <w:p>
-            <w:r>
-              <w:rPr>
-                <w:rFonts w:ascii="Calibri" w:cs="Calibri" w:eastAsia="Calibri" w:hAnsi="Calibri"/>
-                <w:sz w:val="22"/>
-                <w:szCs w:val="22"/>
+        <w:trPr>
+          <w:cantSplit/>
+        </w:trPr>
+        <w:tc>
+          <w:tcPr>
+            <w:tcW w:type="dxa" w:w="3000"/>
+            <w:tcBorders>
+              <w:top w:val="single" w:color="999999" w:sz="4"/>
+              <w:left w:val="single" w:color="999999" w:sz="4"/>
+              <w:bottom w:val="single" w:color="999999" w:sz="4"/>
+              <w:right w:val="single" w:color="999999" w:sz="4"/>
+            </w:tcBorders>
+          </w:tcPr>
+          <w:p>
+            <w:r>
+              <w:rPr>
+                <w:rFonts w:ascii="Calibri" w:cs="Calibri" w:eastAsia="Calibri" w:hAnsi="Calibri"/>
               </w:rPr>
               <w:t xml:space="preserve">Owner and key personnel</w:t>
             </w:r>
@@ -1491,8 +1545,6 @@
             <w:r>
               <w:rPr>
                 <w:rFonts w:ascii="Calibri" w:cs="Calibri" w:eastAsia="Calibri" w:hAnsi="Calibri"/>
-                <w:sz w:val="22"/>
-                <w:szCs w:val="22"/>
               </w:rPr>
               <w:t xml:space="preserve">Decides who we recruit, checks identity and right to work, and confirms qualifications and experience for each role.</w:t>
             </w:r>
@@ -1512,8 +1564,6 @@
             <w:r>
               <w:rPr>
                 <w:rFonts w:ascii="Calibri" w:cs="Calibri" w:eastAsia="Calibri" w:hAnsi="Calibri"/>
-                <w:sz w:val="22"/>
-                <w:szCs w:val="22"/>
               </w:rPr>
               <w:t xml:space="preserve">Before any person starts work with us</w:t>
             </w:r>
@@ -1521,22 +1571,23 @@
         </w:tc>
       </w:tr>
       <w:tr>
-        <w:tc>
-          <w:tcPr>
-            <w:tcW w:type="dxa" w:w="3000"/>
-            <w:tcBorders>
-              <w:top w:val="single" w:color="999999" w:sz="4"/>
-              <w:left w:val="single" w:color="999999" w:sz="4"/>
-              <w:bottom w:val="single" w:color="999999" w:sz="4"/>
-              <w:right w:val="single" w:color="999999" w:sz="4"/>
-            </w:tcBorders>
-          </w:tcPr>
-          <w:p>
-            <w:r>
-              <w:rPr>
-                <w:rFonts w:ascii="Calibri" w:cs="Calibri" w:eastAsia="Calibri" w:hAnsi="Calibri"/>
-                <w:sz w:val="22"/>
-                <w:szCs w:val="22"/>
+        <w:trPr>
+          <w:cantSplit/>
+        </w:trPr>
+        <w:tc>
+          <w:tcPr>
+            <w:tcW w:type="dxa" w:w="3000"/>
+            <w:tcBorders>
+              <w:top w:val="single" w:color="999999" w:sz="4"/>
+              <w:left w:val="single" w:color="999999" w:sz="4"/>
+              <w:bottom w:val="single" w:color="999999" w:sz="4"/>
+              <w:right w:val="single" w:color="999999" w:sz="4"/>
+            </w:tcBorders>
+          </w:tcPr>
+          <w:p>
+            <w:r>
+              <w:rPr>
+                <w:rFonts w:ascii="Calibri" w:cs="Calibri" w:eastAsia="Calibri" w:hAnsi="Calibri"/>
               </w:rPr>
               <w:t xml:space="preserve">Owner and key personnel</w:t>
             </w:r>
@@ -1556,8 +1607,6 @@
             <w:r>
               <w:rPr>
                 <w:rFonts w:ascii="Calibri" w:cs="Calibri" w:eastAsia="Calibri" w:hAnsi="Calibri"/>
-                <w:sz w:val="22"/>
-                <w:szCs w:val="22"/>
               </w:rPr>
               <w:t xml:space="preserve">Decides which roles are risk-assessed roles, using section 5 Our risk-assessed roles, and makes sure the person has a valid NDIS worker screening clearance before they start.</w:t>
             </w:r>
@@ -1577,8 +1626,6 @@
             <w:r>
               <w:rPr>
                 <w:rFonts w:ascii="Calibri" w:cs="Calibri" w:eastAsia="Calibri" w:hAnsi="Calibri"/>
-                <w:sz w:val="22"/>
-                <w:szCs w:val="22"/>
               </w:rPr>
               <w:t xml:space="preserve">Before any person starts in a risk-assessed role</w:t>
             </w:r>
@@ -1586,22 +1633,23 @@
         </w:tc>
       </w:tr>
       <w:tr>
-        <w:tc>
-          <w:tcPr>
-            <w:tcW w:type="dxa" w:w="3000"/>
-            <w:tcBorders>
-              <w:top w:val="single" w:color="999999" w:sz="4"/>
-              <w:left w:val="single" w:color="999999" w:sz="4"/>
-              <w:bottom w:val="single" w:color="999999" w:sz="4"/>
-              <w:right w:val="single" w:color="999999" w:sz="4"/>
-            </w:tcBorders>
-          </w:tcPr>
-          <w:p>
-            <w:r>
-              <w:rPr>
-                <w:rFonts w:ascii="Calibri" w:cs="Calibri" w:eastAsia="Calibri" w:hAnsi="Calibri"/>
-                <w:sz w:val="22"/>
-                <w:szCs w:val="22"/>
+        <w:trPr>
+          <w:cantSplit/>
+        </w:trPr>
+        <w:tc>
+          <w:tcPr>
+            <w:tcW w:type="dxa" w:w="3000"/>
+            <w:tcBorders>
+              <w:top w:val="single" w:color="999999" w:sz="4"/>
+              <w:left w:val="single" w:color="999999" w:sz="4"/>
+              <w:bottom w:val="single" w:color="999999" w:sz="4"/>
+              <w:right w:val="single" w:color="999999" w:sz="4"/>
+            </w:tcBorders>
+          </w:tcPr>
+          <w:p>
+            <w:r>
+              <w:rPr>
+                <w:rFonts w:ascii="Calibri" w:cs="Calibri" w:eastAsia="Calibri" w:hAnsi="Calibri"/>
               </w:rPr>
               <w:t xml:space="preserve">Owner and key personnel</w:t>
             </w:r>
@@ -1621,8 +1669,6 @@
             <w:r>
               <w:rPr>
                 <w:rFonts w:ascii="Calibri" w:cs="Calibri" w:eastAsia="Calibri" w:hAnsi="Calibri"/>
-                <w:sz w:val="22"/>
-                <w:szCs w:val="22"/>
               </w:rPr>
               <w:t xml:space="preserve">Records each clearance and its expiry date in the worker screening clearance register, described in section 6 Worker screening clearance register.</w:t>
             </w:r>
@@ -1642,8 +1688,6 @@
             <w:r>
               <w:rPr>
                 <w:rFonts w:ascii="Calibri" w:cs="Calibri" w:eastAsia="Calibri" w:hAnsi="Calibri"/>
-                <w:sz w:val="22"/>
-                <w:szCs w:val="22"/>
               </w:rPr>
               <w:t xml:space="preserve">On the day we receive or verify a clearance</w:t>
             </w:r>
@@ -1651,22 +1695,23 @@
         </w:tc>
       </w:tr>
       <w:tr>
-        <w:tc>
-          <w:tcPr>
-            <w:tcW w:type="dxa" w:w="3000"/>
-            <w:tcBorders>
-              <w:top w:val="single" w:color="999999" w:sz="4"/>
-              <w:left w:val="single" w:color="999999" w:sz="4"/>
-              <w:bottom w:val="single" w:color="999999" w:sz="4"/>
-              <w:right w:val="single" w:color="999999" w:sz="4"/>
-            </w:tcBorders>
-          </w:tcPr>
-          <w:p>
-            <w:r>
-              <w:rPr>
-                <w:rFonts w:ascii="Calibri" w:cs="Calibri" w:eastAsia="Calibri" w:hAnsi="Calibri"/>
-                <w:sz w:val="22"/>
-                <w:szCs w:val="22"/>
+        <w:trPr>
+          <w:cantSplit/>
+        </w:trPr>
+        <w:tc>
+          <w:tcPr>
+            <w:tcW w:type="dxa" w:w="3000"/>
+            <w:tcBorders>
+              <w:top w:val="single" w:color="999999" w:sz="4"/>
+              <w:left w:val="single" w:color="999999" w:sz="4"/>
+              <w:bottom w:val="single" w:color="999999" w:sz="4"/>
+              <w:right w:val="single" w:color="999999" w:sz="4"/>
+            </w:tcBorders>
+          </w:tcPr>
+          <w:p>
+            <w:r>
+              <w:rPr>
+                <w:rFonts w:ascii="Calibri" w:cs="Calibri" w:eastAsia="Calibri" w:hAnsi="Calibri"/>
               </w:rPr>
               <w:t xml:space="preserve">Owner and key personnel</w:t>
             </w:r>
@@ -1686,8 +1731,6 @@
             <w:r>
               <w:rPr>
                 <w:rFonts w:ascii="Calibri" w:cs="Calibri" w:eastAsia="Calibri" w:hAnsi="Calibri"/>
-                <w:sz w:val="22"/>
-                <w:szCs w:val="22"/>
               </w:rPr>
               <w:t xml:space="preserve">Reviews the register for expired, expiring or missing clearances and acts on what we find.</w:t>
             </w:r>
@@ -1707,8 +1750,6 @@
             <w:r>
               <w:rPr>
                 <w:rFonts w:ascii="Calibri" w:cs="Calibri" w:eastAsia="Calibri" w:hAnsi="Calibri"/>
-                <w:sz w:val="22"/>
-                <w:szCs w:val="22"/>
               </w:rPr>
               <w:t xml:space="preserve">Every 3 months</w:t>
             </w:r>
@@ -1716,22 +1757,23 @@
         </w:tc>
       </w:tr>
       <w:tr>
-        <w:tc>
-          <w:tcPr>
-            <w:tcW w:type="dxa" w:w="3000"/>
-            <w:tcBorders>
-              <w:top w:val="single" w:color="999999" w:sz="4"/>
-              <w:left w:val="single" w:color="999999" w:sz="4"/>
-              <w:bottom w:val="single" w:color="999999" w:sz="4"/>
-              <w:right w:val="single" w:color="999999" w:sz="4"/>
-            </w:tcBorders>
-          </w:tcPr>
-          <w:p>
-            <w:r>
-              <w:rPr>
-                <w:rFonts w:ascii="Calibri" w:cs="Calibri" w:eastAsia="Calibri" w:hAnsi="Calibri"/>
-                <w:sz w:val="22"/>
-                <w:szCs w:val="22"/>
+        <w:trPr>
+          <w:cantSplit/>
+        </w:trPr>
+        <w:tc>
+          <w:tcPr>
+            <w:tcW w:type="dxa" w:w="3000"/>
+            <w:tcBorders>
+              <w:top w:val="single" w:color="999999" w:sz="4"/>
+              <w:left w:val="single" w:color="999999" w:sz="4"/>
+              <w:bottom w:val="single" w:color="999999" w:sz="4"/>
+              <w:right w:val="single" w:color="999999" w:sz="4"/>
+            </w:tcBorders>
+          </w:tcPr>
+          <w:p>
+            <w:r>
+              <w:rPr>
+                <w:rFonts w:ascii="Calibri" w:cs="Calibri" w:eastAsia="Calibri" w:hAnsi="Calibri"/>
               </w:rPr>
               <w:t xml:space="preserve">Owner and key personnel</w:t>
             </w:r>
@@ -1751,8 +1793,6 @@
             <w:r>
               <w:rPr>
                 <w:rFonts w:ascii="Calibri" w:cs="Calibri" w:eastAsia="Calibri" w:hAnsi="Calibri"/>
-                <w:sz w:val="22"/>
-                <w:szCs w:val="22"/>
               </w:rPr>
               <w:t xml:space="preserve">Makes sure each worker completes the mandatory NDIS orientation module, and keeps training and professional development records.</w:t>
             </w:r>
@@ -1772,8 +1812,6 @@
             <w:r>
               <w:rPr>
                 <w:rFonts w:ascii="Calibri" w:cs="Calibri" w:eastAsia="Calibri" w:hAnsi="Calibri"/>
-                <w:sz w:val="22"/>
-                <w:szCs w:val="22"/>
               </w:rPr>
               <w:t xml:space="preserve">Before starting work, then as training falls due</w:t>
             </w:r>
@@ -1781,22 +1819,23 @@
         </w:tc>
       </w:tr>
       <w:tr>
-        <w:tc>
-          <w:tcPr>
-            <w:tcW w:type="dxa" w:w="3000"/>
-            <w:tcBorders>
-              <w:top w:val="single" w:color="999999" w:sz="4"/>
-              <w:left w:val="single" w:color="999999" w:sz="4"/>
-              <w:bottom w:val="single" w:color="999999" w:sz="4"/>
-              <w:right w:val="single" w:color="999999" w:sz="4"/>
-            </w:tcBorders>
-          </w:tcPr>
-          <w:p>
-            <w:r>
-              <w:rPr>
-                <w:rFonts w:ascii="Calibri" w:cs="Calibri" w:eastAsia="Calibri" w:hAnsi="Calibri"/>
-                <w:sz w:val="22"/>
-                <w:szCs w:val="22"/>
+        <w:trPr>
+          <w:cantSplit/>
+        </w:trPr>
+        <w:tc>
+          <w:tcPr>
+            <w:tcW w:type="dxa" w:w="3000"/>
+            <w:tcBorders>
+              <w:top w:val="single" w:color="999999" w:sz="4"/>
+              <w:left w:val="single" w:color="999999" w:sz="4"/>
+              <w:bottom w:val="single" w:color="999999" w:sz="4"/>
+              <w:right w:val="single" w:color="999999" w:sz="4"/>
+            </w:tcBorders>
+          </w:tcPr>
+          <w:p>
+            <w:r>
+              <w:rPr>
+                <w:rFonts w:ascii="Calibri" w:cs="Calibri" w:eastAsia="Calibri" w:hAnsi="Calibri"/>
               </w:rPr>
               <w:t xml:space="preserve">Owner and key personnel</w:t>
             </w:r>
@@ -1816,8 +1855,6 @@
             <w:r>
               <w:rPr>
                 <w:rFonts w:ascii="Calibri" w:cs="Calibri" w:eastAsia="Calibri" w:hAnsi="Calibri"/>
-                <w:sz w:val="22"/>
-                <w:szCs w:val="22"/>
               </w:rPr>
               <w:t xml:space="preserve">Makes sure each worker who supports participants directly is trained in infection prevention and control and in the use of PPE, and that PPE is available to workers and participants who need it.</w:t>
             </w:r>
@@ -1837,8 +1874,6 @@
             <w:r>
               <w:rPr>
                 <w:rFonts w:ascii="Calibri" w:cs="Calibri" w:eastAsia="Calibri" w:hAnsi="Calibri"/>
-                <w:sz w:val="22"/>
-                <w:szCs w:val="22"/>
               </w:rPr>
               <w:t xml:space="preserve">Before starting work, then at each refresher</w:t>
             </w:r>
@@ -1846,22 +1881,23 @@
         </w:tc>
       </w:tr>
       <w:tr>
-        <w:tc>
-          <w:tcPr>
-            <w:tcW w:type="dxa" w:w="3000"/>
-            <w:tcBorders>
-              <w:top w:val="single" w:color="999999" w:sz="4"/>
-              <w:left w:val="single" w:color="999999" w:sz="4"/>
-              <w:bottom w:val="single" w:color="999999" w:sz="4"/>
-              <w:right w:val="single" w:color="999999" w:sz="4"/>
-            </w:tcBorders>
-          </w:tcPr>
-          <w:p>
-            <w:r>
-              <w:rPr>
-                <w:rFonts w:ascii="Calibri" w:cs="Calibri" w:eastAsia="Calibri" w:hAnsi="Calibri"/>
-                <w:sz w:val="22"/>
-                <w:szCs w:val="22"/>
+        <w:trPr>
+          <w:cantSplit/>
+        </w:trPr>
+        <w:tc>
+          <w:tcPr>
+            <w:tcW w:type="dxa" w:w="3000"/>
+            <w:tcBorders>
+              <w:top w:val="single" w:color="999999" w:sz="4"/>
+              <w:left w:val="single" w:color="999999" w:sz="4"/>
+              <w:bottom w:val="single" w:color="999999" w:sz="4"/>
+              <w:right w:val="single" w:color="999999" w:sz="4"/>
+            </w:tcBorders>
+          </w:tcPr>
+          <w:p>
+            <w:r>
+              <w:rPr>
+                <w:rFonts w:ascii="Calibri" w:cs="Calibri" w:eastAsia="Calibri" w:hAnsi="Calibri"/>
               </w:rPr>
               <w:t xml:space="preserve">Owner and key personnel</w:t>
             </w:r>
@@ -1881,8 +1917,6 @@
             <w:r>
               <w:rPr>
                 <w:rFonts w:ascii="Calibri" w:cs="Calibri" w:eastAsia="Calibri" w:hAnsi="Calibri"/>
-                <w:sz w:val="22"/>
-                <w:szCs w:val="22"/>
               </w:rPr>
               <w:t xml:space="preserve">Keeps the records listed in section 7 Records and evidence to retain, and keeps them secure.</w:t>
             </w:r>
@@ -1902,8 +1936,6 @@
             <w:r>
               <w:rPr>
                 <w:rFonts w:ascii="Calibri" w:cs="Calibri" w:eastAsia="Calibri" w:hAnsi="Calibri"/>
-                <w:sz w:val="22"/>
-                <w:szCs w:val="22"/>
               </w:rPr>
               <w:t xml:space="preserve">Ongoing</w:t>
             </w:r>
@@ -1911,22 +1943,23 @@
         </w:tc>
       </w:tr>
       <w:tr>
-        <w:tc>
-          <w:tcPr>
-            <w:tcW w:type="dxa" w:w="3000"/>
-            <w:tcBorders>
-              <w:top w:val="single" w:color="999999" w:sz="4"/>
-              <w:left w:val="single" w:color="999999" w:sz="4"/>
-              <w:bottom w:val="single" w:color="999999" w:sz="4"/>
-              <w:right w:val="single" w:color="999999" w:sz="4"/>
-            </w:tcBorders>
-          </w:tcPr>
-          <w:p>
-            <w:r>
-              <w:rPr>
-                <w:rFonts w:ascii="Calibri" w:cs="Calibri" w:eastAsia="Calibri" w:hAnsi="Calibri"/>
-                <w:sz w:val="22"/>
-                <w:szCs w:val="22"/>
+        <w:trPr>
+          <w:cantSplit/>
+        </w:trPr>
+        <w:tc>
+          <w:tcPr>
+            <w:tcW w:type="dxa" w:w="3000"/>
+            <w:tcBorders>
+              <w:top w:val="single" w:color="999999" w:sz="4"/>
+              <w:left w:val="single" w:color="999999" w:sz="4"/>
+              <w:bottom w:val="single" w:color="999999" w:sz="4"/>
+              <w:right w:val="single" w:color="999999" w:sz="4"/>
+            </w:tcBorders>
+          </w:tcPr>
+          <w:p>
+            <w:r>
+              <w:rPr>
+                <w:rFonts w:ascii="Calibri" w:cs="Calibri" w:eastAsia="Calibri" w:hAnsi="Calibri"/>
               </w:rPr>
               <w:t xml:space="preserve">Owner and key personnel</w:t>
             </w:r>
@@ -1946,8 +1979,6 @@
             <w:r>
               <w:rPr>
                 <w:rFonts w:ascii="Calibri" w:cs="Calibri" w:eastAsia="Calibri" w:hAnsi="Calibri"/>
-                <w:sz w:val="22"/>
-                <w:szCs w:val="22"/>
               </w:rPr>
               <w:t xml:space="preserve">Reviews this procedure and updates it when our recruitment or screening practice changes.</w:t>
             </w:r>
@@ -1967,8 +1998,6 @@
             <w:r>
               <w:rPr>
                 <w:rFonts w:ascii="Calibri" w:cs="Calibri" w:eastAsia="Calibri" w:hAnsi="Calibri"/>
-                <w:sz w:val="22"/>
-                <w:szCs w:val="22"/>
               </w:rPr>
               <w:t xml:space="preserve">Every 12 months</w:t>
             </w:r>
@@ -1976,22 +2005,23 @@
         </w:tc>
       </w:tr>
       <w:tr>
-        <w:tc>
-          <w:tcPr>
-            <w:tcW w:type="dxa" w:w="3000"/>
-            <w:tcBorders>
-              <w:top w:val="single" w:color="999999" w:sz="4"/>
-              <w:left w:val="single" w:color="999999" w:sz="4"/>
-              <w:bottom w:val="single" w:color="999999" w:sz="4"/>
-              <w:right w:val="single" w:color="999999" w:sz="4"/>
-            </w:tcBorders>
-          </w:tcPr>
-          <w:p>
-            <w:r>
-              <w:rPr>
-                <w:rFonts w:ascii="Calibri" w:cs="Calibri" w:eastAsia="Calibri" w:hAnsi="Calibri"/>
-                <w:sz w:val="22"/>
-                <w:szCs w:val="22"/>
+        <w:trPr>
+          <w:cantSplit/>
+        </w:trPr>
+        <w:tc>
+          <w:tcPr>
+            <w:tcW w:type="dxa" w:w="3000"/>
+            <w:tcBorders>
+              <w:top w:val="single" w:color="999999" w:sz="4"/>
+              <w:left w:val="single" w:color="999999" w:sz="4"/>
+              <w:bottom w:val="single" w:color="999999" w:sz="4"/>
+              <w:right w:val="single" w:color="999999" w:sz="4"/>
+            </w:tcBorders>
+          </w:tcPr>
+          <w:p>
+            <w:r>
+              <w:rPr>
+                <w:rFonts w:ascii="Calibri" w:cs="Calibri" w:eastAsia="Calibri" w:hAnsi="Calibri"/>
               </w:rPr>
               <w:t xml:space="preserve">Any worker we engage</w:t>
             </w:r>
@@ -2011,8 +2041,6 @@
             <w:r>
               <w:rPr>
                 <w:rFonts w:ascii="Calibri" w:cs="Calibri" w:eastAsia="Calibri" w:hAnsi="Calibri"/>
-                <w:sz w:val="22"/>
-                <w:szCs w:val="22"/>
               </w:rPr>
               <w:t xml:space="preserve">Gives us true identity, right to work, qualification and screening information, and tells us at once if their clearance changes.</w:t>
             </w:r>
@@ -2032,8 +2060,6 @@
             <w:r>
               <w:rPr>
                 <w:rFonts w:ascii="Calibri" w:cs="Calibri" w:eastAsia="Calibri" w:hAnsi="Calibri"/>
-                <w:sz w:val="22"/>
-                <w:szCs w:val="22"/>
               </w:rPr>
               <w:t xml:space="preserve">At recruitment and whenever their details change</w:t>
             </w:r>
@@ -2043,13 +2069,11 @@
     </w:tbl>
     <w:p>
       <w:pPr>
-        <w:spacing w:after="120"/>
-      </w:pPr>
-      <w:r>
-        <w:rPr>
-          <w:rFonts w:ascii="Calibri" w:cs="Calibri" w:eastAsia="Calibri" w:hAnsi="Calibri"/>
-          <w:sz w:val="22"/>
-          <w:szCs w:val="22"/>
+        <w:spacing w:after="120" w:line="276"/>
+      </w:pPr>
+      <w:r>
+        <w:rPr>
+          <w:rFonts w:ascii="Calibri" w:cs="Calibri" w:eastAsia="Calibri" w:hAnsi="Calibri"/>
         </w:rPr>
         <w:t xml:space="preserve"/>
       </w:r>
@@ -2087,8 +2111,6 @@
                 <w:rFonts w:ascii="Calibri" w:cs="Calibri" w:eastAsia="Calibri" w:hAnsi="Calibri"/>
                 <w:i/>
                 <w:iCs/>
-                <w:sz w:val="22"/>
-                <w:szCs w:val="22"/>
               </w:rPr>
               <w:t xml:space="preserve">[Provider to complete: if you engage workers or add key personnel, name who takes on each role above and update this table.]</w:t>
             </w:r>
@@ -2098,13 +2120,11 @@
     </w:tbl>
     <w:p>
       <w:pPr>
-        <w:spacing w:after="120"/>
-      </w:pPr>
-      <w:r>
-        <w:rPr>
-          <w:rFonts w:ascii="Calibri" w:cs="Calibri" w:eastAsia="Calibri" w:hAnsi="Calibri"/>
-          <w:sz w:val="22"/>
-          <w:szCs w:val="22"/>
+        <w:spacing w:after="120" w:line="276"/>
+      </w:pPr>
+      <w:r>
+        <w:rPr>
+          <w:rFonts w:ascii="Calibri" w:cs="Calibri" w:eastAsia="Calibri" w:hAnsi="Calibri"/>
         </w:rPr>
         <w:t xml:space="preserve"/>
       </w:r>
@@ -2125,26 +2145,38 @@
     </w:p>
     <w:p>
       <w:pPr>
-        <w:spacing w:after="120"/>
-      </w:pPr>
-      <w:r>
-        <w:rPr>
-          <w:rFonts w:ascii="Calibri" w:cs="Calibri" w:eastAsia="Calibri" w:hAnsi="Calibri"/>
-          <w:sz w:val="22"/>
-          <w:szCs w:val="22"/>
+        <w:spacing w:after="80"/>
+      </w:pPr>
+      <w:r>
+        <w:rPr>
+          <w:rFonts w:ascii="Calibri" w:cs="Calibri" w:eastAsia="Calibri" w:hAnsi="Calibri"/>
+          <w:i/>
+          <w:iCs/>
+          <w:color w:val="555555"/>
+          <w:sz w:val="20"/>
+          <w:szCs w:val="20"/>
+        </w:rPr>
+        <w:t xml:space="preserve">Drafted from your answers.</w:t>
+      </w:r>
+    </w:p>
+    <w:p>
+      <w:pPr>
+        <w:spacing w:after="120" w:line="276"/>
+      </w:pPr>
+      <w:r>
+        <w:rPr>
+          <w:rFonts w:ascii="Calibri" w:cs="Calibri" w:eastAsia="Calibri" w:hAnsi="Calibri"/>
         </w:rPr>
         <w:t xml:space="preserve">Sunrise Supports is run by one person, a sole trader. We do not employ or engage any other workers at this time. The only role in our business is the owner, who is also our key personnel and who delivers all supports ourselves.</w:t>
       </w:r>
     </w:p>
     <w:p>
       <w:pPr>
-        <w:spacing w:after="120"/>
-      </w:pPr>
-      <w:r>
-        <w:rPr>
-          <w:rFonts w:ascii="Calibri" w:cs="Calibri" w:eastAsia="Calibri" w:hAnsi="Calibri"/>
-          <w:sz w:val="22"/>
-          <w:szCs w:val="22"/>
+        <w:spacing w:after="120" w:line="276"/>
+      </w:pPr>
+      <w:r>
+        <w:rPr>
+          <w:rFonts w:ascii="Calibri" w:cs="Calibri" w:eastAsia="Calibri" w:hAnsi="Calibri"/>
         </w:rPr>
         <w:t xml:space="preserve">We provide 0120 Household tasks to participants in New South Wales. Our supports are delivered directly to participants, so we treat the owner role as a risk-assessed role.</w:t>
       </w:r>
@@ -2188,8 +2220,6 @@
                 <w:rFonts w:ascii="Calibri" w:cs="Calibri" w:eastAsia="Calibri" w:hAnsi="Calibri"/>
                 <w:b/>
                 <w:bCs/>
-                <w:sz w:val="22"/>
-                <w:szCs w:val="22"/>
               </w:rPr>
               <w:t xml:space="preserve">Role</w:t>
             </w:r>
@@ -2212,8 +2242,6 @@
                 <w:rFonts w:ascii="Calibri" w:cs="Calibri" w:eastAsia="Calibri" w:hAnsi="Calibri"/>
                 <w:b/>
                 <w:bCs/>
-                <w:sz w:val="22"/>
-                <w:szCs w:val="22"/>
               </w:rPr>
               <w:t xml:space="preserve">Who holds it</w:t>
             </w:r>
@@ -2236,8 +2264,6 @@
                 <w:rFonts w:ascii="Calibri" w:cs="Calibri" w:eastAsia="Calibri" w:hAnsi="Calibri"/>
                 <w:b/>
                 <w:bCs/>
-                <w:sz w:val="22"/>
-                <w:szCs w:val="22"/>
               </w:rPr>
               <w:t xml:space="preserve">Risk-assessed role?</w:t>
             </w:r>
@@ -2260,8 +2286,6 @@
                 <w:rFonts w:ascii="Calibri" w:cs="Calibri" w:eastAsia="Calibri" w:hAnsi="Calibri"/>
                 <w:b/>
                 <w:bCs/>
-                <w:sz w:val="22"/>
-                <w:szCs w:val="22"/>
               </w:rPr>
               <w:t xml:space="preserve">What this means for screening</w:t>
             </w:r>
@@ -2269,6 +2293,9 @@
         </w:tc>
       </w:tr>
       <w:tr>
+        <w:trPr>
+          <w:cantSplit/>
+        </w:trPr>
         <w:tc>
           <w:tcPr>
             <w:tcW w:type="dxa" w:w="2250"/>
@@ -2283,8 +2310,6 @@
             <w:r>
               <w:rPr>
                 <w:rFonts w:ascii="Calibri" w:cs="Calibri" w:eastAsia="Calibri" w:hAnsi="Calibri"/>
-                <w:sz w:val="22"/>
-                <w:szCs w:val="22"/>
               </w:rPr>
               <w:t xml:space="preserve">Owner and key personnel</w:t>
             </w:r>
@@ -2304,8 +2329,6 @@
             <w:r>
               <w:rPr>
                 <w:rFonts w:ascii="Calibri" w:cs="Calibri" w:eastAsia="Calibri" w:hAnsi="Calibri"/>
-                <w:sz w:val="22"/>
-                <w:szCs w:val="22"/>
               </w:rPr>
               <w:t xml:space="preserve">The sole trader</w:t>
             </w:r>
@@ -2325,8 +2348,6 @@
             <w:r>
               <w:rPr>
                 <w:rFonts w:ascii="Calibri" w:cs="Calibri" w:eastAsia="Calibri" w:hAnsi="Calibri"/>
-                <w:sz w:val="22"/>
-                <w:szCs w:val="22"/>
               </w:rPr>
               <w:t xml:space="preserve">Yes</w:t>
             </w:r>
@@ -2346,8 +2367,6 @@
             <w:r>
               <w:rPr>
                 <w:rFonts w:ascii="Calibri" w:cs="Calibri" w:eastAsia="Calibri" w:hAnsi="Calibri"/>
-                <w:sz w:val="22"/>
-                <w:szCs w:val="22"/>
               </w:rPr>
               <w:t xml:space="preserve">We hold a current NDIS worker screening clearance and record it in the worker screening clearance register.</w:t>
             </w:r>
@@ -2357,26 +2376,22 @@
     </w:tbl>
     <w:p>
       <w:pPr>
-        <w:spacing w:after="120"/>
-      </w:pPr>
-      <w:r>
-        <w:rPr>
-          <w:rFonts w:ascii="Calibri" w:cs="Calibri" w:eastAsia="Calibri" w:hAnsi="Calibri"/>
-          <w:sz w:val="22"/>
-          <w:szCs w:val="22"/>
+        <w:spacing w:after="120" w:line="276"/>
+      </w:pPr>
+      <w:r>
+        <w:rPr>
+          <w:rFonts w:ascii="Calibri" w:cs="Calibri" w:eastAsia="Calibri" w:hAnsi="Calibri"/>
         </w:rPr>
         <w:t xml:space="preserve"/>
       </w:r>
     </w:p>
     <w:p>
       <w:pPr>
-        <w:spacing w:after="120"/>
-      </w:pPr>
-      <w:r>
-        <w:rPr>
-          <w:rFonts w:ascii="Calibri" w:cs="Calibri" w:eastAsia="Calibri" w:hAnsi="Calibri"/>
-          <w:sz w:val="22"/>
-          <w:szCs w:val="22"/>
+        <w:spacing w:after="120" w:line="276"/>
+      </w:pPr>
+      <w:r>
+        <w:rPr>
+          <w:rFonts w:ascii="Calibri" w:cs="Calibri" w:eastAsia="Calibri" w:hAnsi="Calibri"/>
         </w:rPr>
         <w:t xml:space="preserve">If we decide to take on a worker or subcontractor in future, we will decide before they start whether their role is risk-assessed. We will then add the role to this table and follow the steps in section 3 Steps.</w:t>
       </w:r>
@@ -2414,8 +2429,6 @@
                 <w:rFonts w:ascii="Calibri" w:cs="Calibri" w:eastAsia="Calibri" w:hAnsi="Calibri"/>
                 <w:i/>
                 <w:iCs/>
-                <w:sz w:val="22"/>
-                <w:szCs w:val="22"/>
               </w:rPr>
               <w:t xml:space="preserve">[Provider to complete: confirm that the owner's NDIS worker screening clearance is current, and enter the clearance number and expiry date in the worker screening clearance register.]</w:t>
             </w:r>
@@ -2425,13 +2438,11 @@
     </w:tbl>
     <w:p>
       <w:pPr>
-        <w:spacing w:after="120"/>
-      </w:pPr>
-      <w:r>
-        <w:rPr>
-          <w:rFonts w:ascii="Calibri" w:cs="Calibri" w:eastAsia="Calibri" w:hAnsi="Calibri"/>
-          <w:sz w:val="22"/>
-          <w:szCs w:val="22"/>
+        <w:spacing w:after="120" w:line="276"/>
+      </w:pPr>
+      <w:r>
+        <w:rPr>
+          <w:rFonts w:ascii="Calibri" w:cs="Calibri" w:eastAsia="Calibri" w:hAnsi="Calibri"/>
         </w:rPr>
         <w:t xml:space="preserve"/>
       </w:r>
@@ -2452,15 +2463,24 @@
     </w:p>
     <w:p>
       <w:pPr>
-        <w:spacing w:after="120"/>
-      </w:pPr>
-      <w:r>
-        <w:rPr>
-          <w:rFonts w:ascii="Calibri" w:cs="Calibri" w:eastAsia="Calibri" w:hAnsi="Calibri"/>
-          <w:sz w:val="22"/>
-          <w:szCs w:val="22"/>
-        </w:rPr>
-        <w:t xml:space="preserve">Sunrise Supports checks this register each month and renews every clearance before it expires. A worker in a risk-assessed role does not work until their clearance is current.</w:t>
+        <w:spacing w:after="120" w:line="276"/>
+      </w:pPr>
+      <w:r>
+        <w:rPr>
+          <w:rFonts w:ascii="Calibri" w:cs="Calibri" w:eastAsia="Calibri" w:hAnsi="Calibri"/>
+        </w:rPr>
+        <w:t xml:space="preserve">Sunrise Supports links every screened worker to our record in the NDIS Worker Screening Database and unlinks workers who leave. We check this register each month and start each renewal at least 90 days before the clearance expires. If a clearance expires, the worker stops risk-assessed work that day until a new clearance is issued.</w:t>
+      </w:r>
+    </w:p>
+    <w:p>
+      <w:pPr>
+        <w:spacing w:after="120" w:line="276"/>
+      </w:pPr>
+      <w:r>
+        <w:rPr>
+          <w:rFonts w:ascii="Calibri" w:cs="Calibri" w:eastAsia="Calibri" w:hAnsi="Calibri"/>
+        </w:rPr>
+        <w:t xml:space="preserve">In Queensland, the ACT and Tasmania the NDIS clearance is issued with, or inside, the state's children's or vulnerable-people card; record the NDIS clearance number and expiry separately from the card.</w:t>
       </w:r>
     </w:p>
     <w:tbl>
@@ -2502,8 +2522,6 @@
                 <w:rFonts w:ascii="Calibri" w:cs="Calibri" w:eastAsia="Calibri" w:hAnsi="Calibri"/>
                 <w:b/>
                 <w:bCs/>
-                <w:sz w:val="22"/>
-                <w:szCs w:val="22"/>
               </w:rPr>
               <w:t xml:space="preserve">Worker role</w:t>
             </w:r>
@@ -2526,8 +2544,6 @@
                 <w:rFonts w:ascii="Calibri" w:cs="Calibri" w:eastAsia="Calibri" w:hAnsi="Calibri"/>
                 <w:b/>
                 <w:bCs/>
-                <w:sz w:val="22"/>
-                <w:szCs w:val="22"/>
               </w:rPr>
               <w:t xml:space="preserve">Clearance type and number</w:t>
             </w:r>
@@ -2550,8 +2566,6 @@
                 <w:rFonts w:ascii="Calibri" w:cs="Calibri" w:eastAsia="Calibri" w:hAnsi="Calibri"/>
                 <w:b/>
                 <w:bCs/>
-                <w:sz w:val="22"/>
-                <w:szCs w:val="22"/>
               </w:rPr>
               <w:t xml:space="preserve">Expiry</w:t>
             </w:r>
@@ -2574,8 +2588,6 @@
                 <w:rFonts w:ascii="Calibri" w:cs="Calibri" w:eastAsia="Calibri" w:hAnsi="Calibri"/>
                 <w:b/>
                 <w:bCs/>
-                <w:sz w:val="22"/>
-                <w:szCs w:val="22"/>
               </w:rPr>
               <w:t xml:space="preserve">Next check</w:t>
             </w:r>
@@ -2583,6 +2595,9 @@
         </w:tc>
       </w:tr>
       <w:tr>
+        <w:trPr>
+          <w:cantSplit/>
+        </w:trPr>
         <w:tc>
           <w:tcPr>
             <w:tcW w:type="dxa" w:w="2250"/>
@@ -2597,10 +2612,8 @@
             <w:r>
               <w:rPr>
                 <w:rFonts w:ascii="Calibri" w:cs="Calibri" w:eastAsia="Calibri" w:hAnsi="Calibri"/>
-                <w:sz w:val="22"/>
-                <w:szCs w:val="22"/>
-              </w:rPr>
-              <w:t xml:space="preserve">[Role]</w:t>
+              </w:rPr>
+              <w:t xml:space="preserve">Owner</w:t>
             </w:r>
           </w:p>
         </w:tc>
@@ -2618,10 +2631,26 @@
             <w:r>
               <w:rPr>
                 <w:rFonts w:ascii="Calibri" w:cs="Calibri" w:eastAsia="Calibri" w:hAnsi="Calibri"/>
-                <w:sz w:val="22"/>
-                <w:szCs w:val="22"/>
-              </w:rPr>
-              <w:t xml:space="preserve">[NDIS worker screening clearance] [Number]</w:t>
+                <w:sz w:val="24"/>
+                <w:szCs w:val="24"/>
+                <w:shd w:fill="FBE9D7" w:val="clear"/>
+              </w:rPr>
+              <w:t xml:space="preserve">[NDIS worker screening clearance]</w:t>
+            </w:r>
+            <w:r>
+              <w:rPr>
+                <w:rFonts w:ascii="Calibri" w:cs="Calibri" w:eastAsia="Calibri" w:hAnsi="Calibri"/>
+              </w:rPr>
+              <w:t xml:space="preserve"> </w:t>
+            </w:r>
+            <w:r>
+              <w:rPr>
+                <w:rFonts w:ascii="Calibri" w:cs="Calibri" w:eastAsia="Calibri" w:hAnsi="Calibri"/>
+                <w:sz w:val="24"/>
+                <w:szCs w:val="24"/>
+                <w:shd w:fill="FBE9D7" w:val="clear"/>
+              </w:rPr>
+              <w:t xml:space="preserve">[Number]</w:t>
             </w:r>
           </w:p>
         </w:tc>
@@ -2639,10 +2668,8 @@
             <w:r>
               <w:rPr>
                 <w:rFonts w:ascii="Calibri" w:cs="Calibri" w:eastAsia="Calibri" w:hAnsi="Calibri"/>
-                <w:sz w:val="22"/>
-                <w:szCs w:val="22"/>
-              </w:rPr>
-              <w:t xml:space="preserve">[Date]</w:t>
+              </w:rPr>
+              <w:t xml:space="preserve">14 October 2026</w:t>
             </w:r>
           </w:p>
         </w:tc>
@@ -2660,10 +2687,8 @@
             <w:r>
               <w:rPr>
                 <w:rFonts w:ascii="Calibri" w:cs="Calibri" w:eastAsia="Calibri" w:hAnsi="Calibri"/>
-                <w:sz w:val="22"/>
-                <w:szCs w:val="22"/>
-              </w:rPr>
-              <w:t xml:space="preserve">[Date]</w:t>
+              </w:rPr>
+              <w:t xml:space="preserve">14 October 2026</w:t>
             </w:r>
           </w:p>
         </w:tc>
@@ -2671,13 +2696,11 @@
     </w:tbl>
     <w:p>
       <w:pPr>
-        <w:spacing w:after="120"/>
-      </w:pPr>
-      <w:r>
-        <w:rPr>
-          <w:rFonts w:ascii="Calibri" w:cs="Calibri" w:eastAsia="Calibri" w:hAnsi="Calibri"/>
-          <w:sz w:val="22"/>
-          <w:szCs w:val="22"/>
+        <w:spacing w:after="120" w:line="276"/>
+      </w:pPr>
+      <w:r>
+        <w:rPr>
+          <w:rFonts w:ascii="Calibri" w:cs="Calibri" w:eastAsia="Calibri" w:hAnsi="Calibri"/>
         </w:rPr>
         <w:t xml:space="preserve"/>
       </w:r>
@@ -2693,18 +2716,41 @@
           <w:b/>
           <w:bCs/>
         </w:rPr>
+        <w:t xml:space="preserve">Who these steps apply to</w:t>
+      </w:r>
+    </w:p>
+    <w:p>
+      <w:pPr>
+        <w:spacing w:after="120" w:line="276"/>
+      </w:pPr>
+      <w:r>
+        <w:rPr>
+          <w:rFonts w:ascii="Calibri" w:cs="Calibri" w:eastAsia="Calibri" w:hAnsi="Calibri"/>
+        </w:rPr>
+        <w:t xml:space="preserve">Until we employ anyone, these steps apply to the first person we recruit.</w:t>
+      </w:r>
+    </w:p>
+    <w:p>
+      <w:pPr>
+        <w:pStyle w:val="Heading1"/>
+        <w:spacing w:after="120" w:before="240"/>
+      </w:pPr>
+      <w:r>
+        <w:rPr>
+          <w:rFonts w:ascii="Calibri" w:cs="Calibri" w:eastAsia="Calibri" w:hAnsi="Calibri"/>
+          <w:b/>
+          <w:bCs/>
+        </w:rPr>
         <w:t xml:space="preserve">7 Records and evidence to retain</w:t>
       </w:r>
     </w:p>
     <w:p>
       <w:pPr>
-        <w:spacing w:after="120"/>
-      </w:pPr>
-      <w:r>
-        <w:rPr>
-          <w:rFonts w:ascii="Calibri" w:cs="Calibri" w:eastAsia="Calibri" w:hAnsi="Calibri"/>
-          <w:sz w:val="22"/>
-          <w:szCs w:val="22"/>
+        <w:spacing w:after="120" w:line="276"/>
+      </w:pPr>
+      <w:r>
+        <w:rPr>
+          <w:rFonts w:ascii="Calibri" w:cs="Calibri" w:eastAsia="Calibri" w:hAnsi="Calibri"/>
         </w:rPr>
         <w:t xml:space="preserve">We keep the following records so an auditor can see this document in use.</w:t>
       </w:r>
@@ -2716,13 +2762,11 @@
           <w:ilvl w:val="0"/>
           <w:numId w:val="2"/>
         </w:numPr>
-        <w:spacing w:after="60"/>
-      </w:pPr>
-      <w:r>
-        <w:rPr>
-          <w:rFonts w:ascii="Calibri" w:cs="Calibri" w:eastAsia="Calibri" w:hAnsi="Calibri"/>
-          <w:sz w:val="22"/>
-          <w:szCs w:val="22"/>
+        <w:spacing w:after="60" w:line="276"/>
+      </w:pPr>
+      <w:r>
+        <w:rPr>
+          <w:rFonts w:ascii="Calibri" w:cs="Calibri" w:eastAsia="Calibri" w:hAnsi="Calibri"/>
         </w:rPr>
         <w:t xml:space="preserve">Worker records: identity, right to work, pre-employment checks, qualifications and experience</w:t>
       </w:r>
@@ -2734,13 +2778,11 @@
           <w:ilvl w:val="0"/>
           <w:numId w:val="2"/>
         </w:numPr>
-        <w:spacing w:after="60"/>
-      </w:pPr>
-      <w:r>
-        <w:rPr>
-          <w:rFonts w:ascii="Calibri" w:cs="Calibri" w:eastAsia="Calibri" w:hAnsi="Calibri"/>
-          <w:sz w:val="22"/>
-          <w:szCs w:val="22"/>
+        <w:spacing w:after="60" w:line="276"/>
+      </w:pPr>
+      <w:r>
+        <w:rPr>
+          <w:rFonts w:ascii="Calibri" w:cs="Calibri" w:eastAsia="Calibri" w:hAnsi="Calibri"/>
         </w:rPr>
         <w:t xml:space="preserve">NDIS worker orientation module completion, professional development, infection control and PPE training records</w:t>
       </w:r>
@@ -2752,13 +2794,11 @@
           <w:ilvl w:val="0"/>
           <w:numId w:val="2"/>
         </w:numPr>
-        <w:spacing w:after="60"/>
-      </w:pPr>
-      <w:r>
-        <w:rPr>
-          <w:rFonts w:ascii="Calibri" w:cs="Calibri" w:eastAsia="Calibri" w:hAnsi="Calibri"/>
-          <w:sz w:val="22"/>
-          <w:szCs w:val="22"/>
+        <w:spacing w:after="60" w:line="276"/>
+      </w:pPr>
+      <w:r>
+        <w:rPr>
+          <w:rFonts w:ascii="Calibri" w:cs="Calibri" w:eastAsia="Calibri" w:hAnsi="Calibri"/>
         </w:rPr>
         <w:t xml:space="preserve">Worker screening clearance register with expiry dates</w:t>
       </w:r>
@@ -2770,13 +2810,11 @@
           <w:ilvl w:val="0"/>
           <w:numId w:val="2"/>
         </w:numPr>
-        <w:spacing w:after="60"/>
-      </w:pPr>
-      <w:r>
-        <w:rPr>
-          <w:rFonts w:ascii="Calibri" w:cs="Calibri" w:eastAsia="Calibri" w:hAnsi="Calibri"/>
-          <w:sz w:val="22"/>
-          <w:szCs w:val="22"/>
+        <w:spacing w:after="60" w:line="276"/>
+      </w:pPr>
+      <w:r>
+        <w:rPr>
+          <w:rFonts w:ascii="Calibri" w:cs="Calibri" w:eastAsia="Calibri" w:hAnsi="Calibri"/>
         </w:rPr>
         <w:t xml:space="preserve">Signed NDIS Code of Conduct acknowledgement for every worker</w:t>
       </w:r>
@@ -2797,15 +2835,13 @@
     </w:p>
     <w:p>
       <w:pPr>
-        <w:spacing w:after="120"/>
-      </w:pPr>
-      <w:r>
-        <w:rPr>
-          <w:rFonts w:ascii="Calibri" w:cs="Calibri" w:eastAsia="Calibri" w:hAnsi="Calibri"/>
-          <w:sz w:val="22"/>
-          <w:szCs w:val="22"/>
-        </w:rPr>
-        <w:t xml:space="preserve">This document is part of the Sunrise Supports policy set prepared with Readyline on 12 October 2026.</w:t>
+        <w:spacing w:after="120" w:line="276"/>
+      </w:pPr>
+      <w:r>
+        <w:rPr>
+          <w:rFonts w:ascii="Calibri" w:cs="Calibri" w:eastAsia="Calibri" w:hAnsi="Calibri"/>
+        </w:rPr>
+        <w:t xml:space="preserve">This document is part of the Sunrise Supports policy set prepared with Readyline on 14 October 2026.</w:t>
       </w:r>
     </w:p>
     <w:p>
@@ -2815,26 +2851,22 @@
           <w:ilvl w:val="0"/>
           <w:numId w:val="2"/>
         </w:numPr>
-        <w:spacing w:after="60"/>
-      </w:pPr>
-      <w:r>
-        <w:rPr>
-          <w:rFonts w:ascii="Calibri" w:cs="Calibri" w:eastAsia="Calibri" w:hAnsi="Calibri"/>
-          <w:sz w:val="22"/>
-          <w:szCs w:val="22"/>
+        <w:spacing w:after="60" w:line="276"/>
+      </w:pPr>
+      <w:r>
+        <w:rPr>
+          <w:rFonts w:ascii="Calibri" w:cs="Calibri" w:eastAsia="Calibri" w:hAnsi="Calibri"/>
         </w:rPr>
         <w:t xml:space="preserve">Worker screening clearance register</w:t>
       </w:r>
     </w:p>
     <w:p>
       <w:pPr>
-        <w:spacing w:after="120"/>
-      </w:pPr>
-      <w:r>
-        <w:rPr>
-          <w:rFonts w:ascii="Calibri" w:cs="Calibri" w:eastAsia="Calibri" w:hAnsi="Calibri"/>
-          <w:sz w:val="22"/>
-          <w:szCs w:val="22"/>
+        <w:spacing w:after="120" w:line="276"/>
+      </w:pPr>
+      <w:r>
+        <w:rPr>
+          <w:rFonts w:ascii="Calibri" w:cs="Calibri" w:eastAsia="Calibri" w:hAnsi="Calibri"/>
         </w:rPr>
         <w:t xml:space="preserve">Practice Standards this document supports: Human resource management.</w:t>
       </w:r>
@@ -2855,15 +2887,13 @@
     </w:p>
     <w:p>
       <w:pPr>
-        <w:spacing w:after="120"/>
-      </w:pPr>
-      <w:r>
-        <w:rPr>
-          <w:rFonts w:ascii="Calibri" w:cs="Calibri" w:eastAsia="Calibri" w:hAnsi="Calibri"/>
-          <w:sz w:val="22"/>
-          <w:szCs w:val="22"/>
-        </w:rPr>
-        <w:t xml:space="preserve">We review this document every 12 months, after any incident or complaint that shows a gap, and when the Commission changes the rules it supports. Next review: 12 October 2027.</w:t>
+        <w:spacing w:after="120" w:line="276"/>
+      </w:pPr>
+      <w:r>
+        <w:rPr>
+          <w:rFonts w:ascii="Calibri" w:cs="Calibri" w:eastAsia="Calibri" w:hAnsi="Calibri"/>
+        </w:rPr>
+        <w:t xml:space="preserve">We review this document every 12 months, after any incident or complaint that shows a gap, and when the Commission changes the rules it supports. Next review: 14 October 2027.</w:t>
       </w:r>
     </w:p>
     <w:tbl>
@@ -2904,8 +2934,6 @@
                 <w:rFonts w:ascii="Calibri" w:cs="Calibri" w:eastAsia="Calibri" w:hAnsi="Calibri"/>
                 <w:b/>
                 <w:bCs/>
-                <w:sz w:val="22"/>
-                <w:szCs w:val="22"/>
               </w:rPr>
               <w:t xml:space="preserve">Role</w:t>
             </w:r>
@@ -2928,8 +2956,6 @@
                 <w:rFonts w:ascii="Calibri" w:cs="Calibri" w:eastAsia="Calibri" w:hAnsi="Calibri"/>
                 <w:b/>
                 <w:bCs/>
-                <w:sz w:val="22"/>
-                <w:szCs w:val="22"/>
               </w:rPr>
               <w:t xml:space="preserve">Does what</w:t>
             </w:r>
@@ -2952,8 +2978,6 @@
                 <w:rFonts w:ascii="Calibri" w:cs="Calibri" w:eastAsia="Calibri" w:hAnsi="Calibri"/>
                 <w:b/>
                 <w:bCs/>
-                <w:sz w:val="22"/>
-                <w:szCs w:val="22"/>
               </w:rPr>
               <w:t xml:space="preserve">When</w:t>
             </w:r>
@@ -2961,43 +2985,42 @@
         </w:tc>
       </w:tr>
       <w:tr>
-        <w:tc>
-          <w:tcPr>
-            <w:tcW w:type="dxa" w:w="3000"/>
-            <w:tcBorders>
-              <w:top w:val="single" w:color="999999" w:sz="4"/>
-              <w:left w:val="single" w:color="999999" w:sz="4"/>
-              <w:bottom w:val="single" w:color="999999" w:sz="4"/>
-              <w:right w:val="single" w:color="999999" w:sz="4"/>
-            </w:tcBorders>
-          </w:tcPr>
-          <w:p>
-            <w:r>
-              <w:rPr>
-                <w:rFonts w:ascii="Calibri" w:cs="Calibri" w:eastAsia="Calibri" w:hAnsi="Calibri"/>
-                <w:sz w:val="22"/>
-                <w:szCs w:val="22"/>
-              </w:rPr>
-              <w:t xml:space="preserve">[Provider to complete: owner role]</w:t>
-            </w:r>
-          </w:p>
-        </w:tc>
-        <w:tc>
-          <w:tcPr>
-            <w:tcW w:type="dxa" w:w="3000"/>
-            <w:tcBorders>
-              <w:top w:val="single" w:color="999999" w:sz="4"/>
-              <w:left w:val="single" w:color="999999" w:sz="4"/>
-              <w:bottom w:val="single" w:color="999999" w:sz="4"/>
-              <w:right w:val="single" w:color="999999" w:sz="4"/>
-            </w:tcBorders>
-          </w:tcPr>
-          <w:p>
-            <w:r>
-              <w:rPr>
-                <w:rFonts w:ascii="Calibri" w:cs="Calibri" w:eastAsia="Calibri" w:hAnsi="Calibri"/>
-                <w:sz w:val="22"/>
-                <w:szCs w:val="22"/>
+        <w:trPr>
+          <w:cantSplit/>
+        </w:trPr>
+        <w:tc>
+          <w:tcPr>
+            <w:tcW w:type="dxa" w:w="3000"/>
+            <w:tcBorders>
+              <w:top w:val="single" w:color="999999" w:sz="4"/>
+              <w:left w:val="single" w:color="999999" w:sz="4"/>
+              <w:bottom w:val="single" w:color="999999" w:sz="4"/>
+              <w:right w:val="single" w:color="999999" w:sz="4"/>
+            </w:tcBorders>
+          </w:tcPr>
+          <w:p>
+            <w:r>
+              <w:rPr>
+                <w:rFonts w:ascii="Calibri" w:cs="Calibri" w:eastAsia="Calibri" w:hAnsi="Calibri"/>
+              </w:rPr>
+              <w:t xml:space="preserve">Owner</w:t>
+            </w:r>
+          </w:p>
+        </w:tc>
+        <w:tc>
+          <w:tcPr>
+            <w:tcW w:type="dxa" w:w="3000"/>
+            <w:tcBorders>
+              <w:top w:val="single" w:color="999999" w:sz="4"/>
+              <w:left w:val="single" w:color="999999" w:sz="4"/>
+              <w:bottom w:val="single" w:color="999999" w:sz="4"/>
+              <w:right w:val="single" w:color="999999" w:sz="4"/>
+            </w:tcBorders>
+          </w:tcPr>
+          <w:p>
+            <w:r>
+              <w:rPr>
+                <w:rFonts w:ascii="Calibri" w:cs="Calibri" w:eastAsia="Calibri" w:hAnsi="Calibri"/>
               </w:rPr>
               <w:t xml:space="preserve">Reviews and approves this document</w:t>
             </w:r>
@@ -3017,8 +3040,6 @@
             <w:r>
               <w:rPr>
                 <w:rFonts w:ascii="Calibri" w:cs="Calibri" w:eastAsia="Calibri" w:hAnsi="Calibri"/>
-                <w:sz w:val="22"/>
-                <w:szCs w:val="22"/>
               </w:rPr>
               <w:t xml:space="preserve">Every 12 months</w:t>
             </w:r>
@@ -3026,22 +3047,23 @@
         </w:tc>
       </w:tr>
       <w:tr>
-        <w:tc>
-          <w:tcPr>
-            <w:tcW w:type="dxa" w:w="3000"/>
-            <w:tcBorders>
-              <w:top w:val="single" w:color="999999" w:sz="4"/>
-              <w:left w:val="single" w:color="999999" w:sz="4"/>
-              <w:bottom w:val="single" w:color="999999" w:sz="4"/>
-              <w:right w:val="single" w:color="999999" w:sz="4"/>
-            </w:tcBorders>
-          </w:tcPr>
-          <w:p>
-            <w:r>
-              <w:rPr>
-                <w:rFonts w:ascii="Calibri" w:cs="Calibri" w:eastAsia="Calibri" w:hAnsi="Calibri"/>
-                <w:sz w:val="22"/>
-                <w:szCs w:val="22"/>
+        <w:trPr>
+          <w:cantSplit/>
+        </w:trPr>
+        <w:tc>
+          <w:tcPr>
+            <w:tcW w:type="dxa" w:w="3000"/>
+            <w:tcBorders>
+              <w:top w:val="single" w:color="999999" w:sz="4"/>
+              <w:left w:val="single" w:color="999999" w:sz="4"/>
+              <w:bottom w:val="single" w:color="999999" w:sz="4"/>
+              <w:right w:val="single" w:color="999999" w:sz="4"/>
+            </w:tcBorders>
+          </w:tcPr>
+          <w:p>
+            <w:r>
+              <w:rPr>
+                <w:rFonts w:ascii="Calibri" w:cs="Calibri" w:eastAsia="Calibri" w:hAnsi="Calibri"/>
               </w:rPr>
               <w:t xml:space="preserve">All workers</w:t>
             </w:r>
@@ -3061,8 +3083,6 @@
             <w:r>
               <w:rPr>
                 <w:rFonts w:ascii="Calibri" w:cs="Calibri" w:eastAsia="Calibri" w:hAnsi="Calibri"/>
-                <w:sz w:val="22"/>
-                <w:szCs w:val="22"/>
               </w:rPr>
               <w:t xml:space="preserve">Read the current version and follow it</w:t>
             </w:r>
@@ -3082,8 +3102,6 @@
             <w:r>
               <w:rPr>
                 <w:rFonts w:ascii="Calibri" w:cs="Calibri" w:eastAsia="Calibri" w:hAnsi="Calibri"/>
-                <w:sz w:val="22"/>
-                <w:szCs w:val="22"/>
               </w:rPr>
               <w:t xml:space="preserve">At induction and after each change</w:t>
             </w:r>
@@ -3093,13 +3111,11 @@
     </w:tbl>
     <w:p>
       <w:pPr>
-        <w:spacing w:after="120"/>
-      </w:pPr>
-      <w:r>
-        <w:rPr>
-          <w:rFonts w:ascii="Calibri" w:cs="Calibri" w:eastAsia="Calibri" w:hAnsi="Calibri"/>
-          <w:sz w:val="22"/>
-          <w:szCs w:val="22"/>
+        <w:spacing w:after="120" w:line="276"/>
+      </w:pPr>
+      <w:r>
+        <w:rPr>
+          <w:rFonts w:ascii="Calibri" w:cs="Calibri" w:eastAsia="Calibri" w:hAnsi="Calibri"/>
         </w:rPr>
         <w:t xml:space="preserve"/>
       </w:r>
@@ -3115,33 +3131,222 @@
           <w:b/>
           <w:bCs/>
         </w:rPr>
-        <w:t xml:space="preserve">About this document</w:t>
-      </w:r>
-    </w:p>
-    <w:p>
-      <w:pPr>
-        <w:spacing w:after="120"/>
-      </w:pPr>
-      <w:r>
-        <w:rPr>
-          <w:rFonts w:ascii="Calibri" w:cs="Calibri" w:eastAsia="Calibri" w:hAnsi="Calibri"/>
-          <w:sz w:val="22"/>
-          <w:szCs w:val="22"/>
-        </w:rPr>
-        <w:t xml:space="preserve">Readyline provides general information and document templates for your own review. It is not legal advice and does not take account of your specific circumstances. Seek legal advice if you are unsure how a requirement applies to you. Readyline is an independent service and is not affiliated with the National Disability Insurance Agency or the NDIS Quality and Safeguards Commission.</w:t>
-      </w:r>
-    </w:p>
-    <w:p>
-      <w:pPr>
-        <w:spacing w:after="120"/>
-      </w:pPr>
-      <w:r>
-        <w:rPr>
-          <w:rFonts w:ascii="Calibri" w:cs="Calibri" w:eastAsia="Calibri" w:hAnsi="Calibri"/>
-          <w:sz w:val="22"/>
-          <w:szCs w:val="22"/>
-        </w:rPr>
-        <w:t xml:space="preserve">First drafts of your documents are generated with AI from your questionnaire answers. You are responsible for reviewing, editing and adopting them before use.</w:t>
+        <w:t xml:space="preserve">Change log</w:t>
+      </w:r>
+    </w:p>
+    <w:p>
+      <w:pPr>
+        <w:spacing w:after="120" w:line="276"/>
+      </w:pPr>
+      <w:r>
+        <w:rPr>
+          <w:rFonts w:ascii="Calibri" w:cs="Calibri" w:eastAsia="Calibri" w:hAnsi="Calibri"/>
+        </w:rPr>
+        <w:t xml:space="preserve">We record every change to this document here and tell workers when a new version applies.</w:t>
+      </w:r>
+    </w:p>
+    <w:tbl>
+      <w:tblPr>
+        <w:tblW w:type="dxa" w:w="9000"/>
+        <w:tblBorders>
+          <w:top w:val="single" w:color="auto" w:sz="4"/>
+          <w:left w:val="single" w:color="auto" w:sz="4"/>
+          <w:bottom w:val="single" w:color="auto" w:sz="4"/>
+          <w:right w:val="single" w:color="auto" w:sz="4"/>
+          <w:insideH w:val="single" w:color="auto" w:sz="4"/>
+          <w:insideV w:val="single" w:color="auto" w:sz="4"/>
+        </w:tblBorders>
+      </w:tblPr>
+      <w:tblGrid>
+        <w:gridCol w:w="2250"/>
+        <w:gridCol w:w="2250"/>
+        <w:gridCol w:w="2250"/>
+        <w:gridCol w:w="2250"/>
+      </w:tblGrid>
+      <w:tr>
+        <w:trPr>
+          <w:tblHeader/>
+        </w:trPr>
+        <w:tc>
+          <w:tcPr>
+            <w:tcW w:type="dxa" w:w="2250"/>
+            <w:tcBorders>
+              <w:top w:val="single" w:color="999999" w:sz="4"/>
+              <w:left w:val="single" w:color="999999" w:sz="4"/>
+              <w:bottom w:val="single" w:color="999999" w:sz="4"/>
+              <w:right w:val="single" w:color="999999" w:sz="4"/>
+            </w:tcBorders>
+            <w:shd w:fill="EEEEEE" w:val="clear"/>
+          </w:tcPr>
+          <w:p>
+            <w:r>
+              <w:rPr>
+                <w:rFonts w:ascii="Calibri" w:cs="Calibri" w:eastAsia="Calibri" w:hAnsi="Calibri"/>
+                <w:b/>
+                <w:bCs/>
+              </w:rPr>
+              <w:t xml:space="preserve">Version</w:t>
+            </w:r>
+          </w:p>
+        </w:tc>
+        <w:tc>
+          <w:tcPr>
+            <w:tcW w:type="dxa" w:w="2250"/>
+            <w:tcBorders>
+              <w:top w:val="single" w:color="999999" w:sz="4"/>
+              <w:left w:val="single" w:color="999999" w:sz="4"/>
+              <w:bottom w:val="single" w:color="999999" w:sz="4"/>
+              <w:right w:val="single" w:color="999999" w:sz="4"/>
+            </w:tcBorders>
+            <w:shd w:fill="EEEEEE" w:val="clear"/>
+          </w:tcPr>
+          <w:p>
+            <w:r>
+              <w:rPr>
+                <w:rFonts w:ascii="Calibri" w:cs="Calibri" w:eastAsia="Calibri" w:hAnsi="Calibri"/>
+                <w:b/>
+                <w:bCs/>
+              </w:rPr>
+              <w:t xml:space="preserve">Date</w:t>
+            </w:r>
+          </w:p>
+        </w:tc>
+        <w:tc>
+          <w:tcPr>
+            <w:tcW w:type="dxa" w:w="2250"/>
+            <w:tcBorders>
+              <w:top w:val="single" w:color="999999" w:sz="4"/>
+              <w:left w:val="single" w:color="999999" w:sz="4"/>
+              <w:bottom w:val="single" w:color="999999" w:sz="4"/>
+              <w:right w:val="single" w:color="999999" w:sz="4"/>
+            </w:tcBorders>
+            <w:shd w:fill="EEEEEE" w:val="clear"/>
+          </w:tcPr>
+          <w:p>
+            <w:r>
+              <w:rPr>
+                <w:rFonts w:ascii="Calibri" w:cs="Calibri" w:eastAsia="Calibri" w:hAnsi="Calibri"/>
+                <w:b/>
+                <w:bCs/>
+              </w:rPr>
+              <w:t xml:space="preserve">What changed</w:t>
+            </w:r>
+          </w:p>
+        </w:tc>
+        <w:tc>
+          <w:tcPr>
+            <w:tcW w:type="dxa" w:w="2250"/>
+            <w:tcBorders>
+              <w:top w:val="single" w:color="999999" w:sz="4"/>
+              <w:left w:val="single" w:color="999999" w:sz="4"/>
+              <w:bottom w:val="single" w:color="999999" w:sz="4"/>
+              <w:right w:val="single" w:color="999999" w:sz="4"/>
+            </w:tcBorders>
+            <w:shd w:fill="EEEEEE" w:val="clear"/>
+          </w:tcPr>
+          <w:p>
+            <w:r>
+              <w:rPr>
+                <w:rFonts w:ascii="Calibri" w:cs="Calibri" w:eastAsia="Calibri" w:hAnsi="Calibri"/>
+                <w:b/>
+                <w:bCs/>
+              </w:rPr>
+              <w:t xml:space="preserve">By whom</w:t>
+            </w:r>
+          </w:p>
+        </w:tc>
+      </w:tr>
+      <w:tr>
+        <w:trPr>
+          <w:cantSplit/>
+        </w:trPr>
+        <w:tc>
+          <w:tcPr>
+            <w:tcW w:type="dxa" w:w="2250"/>
+            <w:tcBorders>
+              <w:top w:val="single" w:color="999999" w:sz="4"/>
+              <w:left w:val="single" w:color="999999" w:sz="4"/>
+              <w:bottom w:val="single" w:color="999999" w:sz="4"/>
+              <w:right w:val="single" w:color="999999" w:sz="4"/>
+            </w:tcBorders>
+          </w:tcPr>
+          <w:p>
+            <w:r>
+              <w:rPr>
+                <w:rFonts w:ascii="Calibri" w:cs="Calibri" w:eastAsia="Calibri" w:hAnsi="Calibri"/>
+              </w:rPr>
+              <w:t xml:space="preserve">review-pack</w:t>
+            </w:r>
+          </w:p>
+        </w:tc>
+        <w:tc>
+          <w:tcPr>
+            <w:tcW w:type="dxa" w:w="2250"/>
+            <w:tcBorders>
+              <w:top w:val="single" w:color="999999" w:sz="4"/>
+              <w:left w:val="single" w:color="999999" w:sz="4"/>
+              <w:bottom w:val="single" w:color="999999" w:sz="4"/>
+              <w:right w:val="single" w:color="999999" w:sz="4"/>
+            </w:tcBorders>
+          </w:tcPr>
+          <w:p>
+            <w:r>
+              <w:rPr>
+                <w:rFonts w:ascii="Calibri" w:cs="Calibri" w:eastAsia="Calibri" w:hAnsi="Calibri"/>
+              </w:rPr>
+              <w:t xml:space="preserve">14 October 2026</w:t>
+            </w:r>
+          </w:p>
+        </w:tc>
+        <w:tc>
+          <w:tcPr>
+            <w:tcW w:type="dxa" w:w="2250"/>
+            <w:tcBorders>
+              <w:top w:val="single" w:color="999999" w:sz="4"/>
+              <w:left w:val="single" w:color="999999" w:sz="4"/>
+              <w:bottom w:val="single" w:color="999999" w:sz="4"/>
+              <w:right w:val="single" w:color="999999" w:sz="4"/>
+            </w:tcBorders>
+          </w:tcPr>
+          <w:p>
+            <w:r>
+              <w:rPr>
+                <w:rFonts w:ascii="Calibri" w:cs="Calibri" w:eastAsia="Calibri" w:hAnsi="Calibri"/>
+              </w:rPr>
+              <w:t xml:space="preserve">First version, drafted from our questionnaire answers</w:t>
+            </w:r>
+          </w:p>
+        </w:tc>
+        <w:tc>
+          <w:tcPr>
+            <w:tcW w:type="dxa" w:w="2250"/>
+            <w:tcBorders>
+              <w:top w:val="single" w:color="999999" w:sz="4"/>
+              <w:left w:val="single" w:color="999999" w:sz="4"/>
+              <w:bottom w:val="single" w:color="999999" w:sz="4"/>
+              <w:right w:val="single" w:color="999999" w:sz="4"/>
+            </w:tcBorders>
+          </w:tcPr>
+          <w:p>
+            <w:r>
+              <w:rPr>
+                <w:rFonts w:ascii="Calibri" w:cs="Calibri" w:eastAsia="Calibri" w:hAnsi="Calibri"/>
+              </w:rPr>
+              <w:t xml:space="preserve">Jane Citizen</w:t>
+            </w:r>
+          </w:p>
+        </w:tc>
+      </w:tr>
+    </w:tbl>
+    <w:p>
+      <w:pPr>
+        <w:spacing w:after="120" w:line="276"/>
+      </w:pPr>
+      <w:r>
+        <w:rPr>
+          <w:rFonts w:ascii="Calibri" w:cs="Calibri" w:eastAsia="Calibri" w:hAnsi="Calibri"/>
+        </w:rPr>
+        <w:t xml:space="preserve"/>
       </w:r>
     </w:p>
     <w:sectPr>
@@ -3202,16 +3407,16 @@
     <w:r>
       <w:rPr>
         <w:rFonts w:ascii="Calibri" w:cs="Calibri" w:eastAsia="Calibri" w:hAnsi="Calibri"/>
-        <w:sz w:val="22"/>
-        <w:szCs w:val="22"/>
+        <w:sz w:val="24"/>
+        <w:szCs w:val="24"/>
       </w:rPr>
-      <w:t xml:space="preserve">Prepared with Readyline. Version review-pack. Page </w:t>
+      <w:t xml:space="preserve">Worker screening and recruitment procedure. Version review-pack. Draft prepared with Readyline. Page </w:t>
     </w:r>
     <w:r>
       <w:rPr>
         <w:rFonts w:ascii="Calibri" w:cs="Calibri" w:eastAsia="Calibri" w:hAnsi="Calibri"/>
-        <w:sz w:val="22"/>
-        <w:szCs w:val="22"/>
+        <w:sz w:val="24"/>
+        <w:szCs w:val="24"/>
       </w:rPr>
       <w:fldChar w:fldCharType="begin"/>
       <w:instrText xml:space="preserve">PAGE</w:instrText>
@@ -3221,16 +3426,16 @@
     <w:r>
       <w:rPr>
         <w:rFonts w:ascii="Calibri" w:cs="Calibri" w:eastAsia="Calibri" w:hAnsi="Calibri"/>
-        <w:sz w:val="22"/>
-        <w:szCs w:val="22"/>
+        <w:sz w:val="24"/>
+        <w:szCs w:val="24"/>
       </w:rPr>
       <w:t xml:space="preserve"> of </w:t>
     </w:r>
     <w:r>
       <w:rPr>
         <w:rFonts w:ascii="Calibri" w:cs="Calibri" w:eastAsia="Calibri" w:hAnsi="Calibri"/>
-        <w:sz w:val="22"/>
-        <w:szCs w:val="22"/>
+        <w:sz w:val="24"/>
+        <w:szCs w:val="24"/>
       </w:rPr>
       <w:fldChar w:fldCharType="begin"/>
       <w:instrText xml:space="preserve">NUMPAGES</w:instrText>
@@ -3287,8 +3492,8 @@
     <w:r>
       <w:rPr>
         <w:rFonts w:ascii="Calibri" w:cs="Calibri" w:eastAsia="Calibri" w:hAnsi="Calibri"/>
-        <w:sz w:val="22"/>
-        <w:szCs w:val="22"/>
+        <w:sz w:val="24"/>
+        <w:szCs w:val="24"/>
       </w:rPr>
       <w:t xml:space="preserve">Sunrise Supports: Worker screening and recruitment procedure</w:t>
     </w:r>
@@ -3515,6 +3720,18 @@
     </w:lvl>
   </w:abstractNum>
   <w:abstractNum w:abstractNumId="13" w15:restartNumberingAfterBreak="0">
+    <w:multiLevelType w:val="hybridMultilevel"/>
+    <w:lvl w:ilvl="0" w:tentative="1">
+      <w:start w:val="1"/>
+      <w:numFmt w:val="decimal"/>
+      <w:lvlText w:val="%1."/>
+      <w:lvlJc w:val="left"/>
+      <w:pPr>
+        <w:ind w:left="720" w:hanging="360"/>
+      </w:pPr>
+    </w:lvl>
+  </w:abstractNum>
+  <w:abstractNum w:abstractNumId="14" w15:restartNumberingAfterBreak="0">
     <w:multiLevelType w:val="hybridMultilevel"/>
     <w:lvl w:ilvl="0" w:tentative="1">
       <w:start w:val="1"/>
@@ -3553,11 +3770,16 @@
     <w:rPrDefault>
       <w:rPr>
         <w:rFonts w:ascii="Calibri" w:cs="Calibri" w:eastAsia="Calibri" w:hAnsi="Calibri"/>
-        <w:sz w:val="22"/>
-        <w:szCs w:val="22"/>
+        <w:sz w:val="24"/>
+        <w:szCs w:val="24"/>
       </w:rPr>
     </w:rPrDefault>
-    <w:pPrDefault/>
+    <w:pPrDefault>
+      <w:pPr>
+        <w:spacing w:after="120" w:line="276"/>
+        <w:jc w:val="left"/>
+      </w:pPr>
+    </w:pPrDefault>
   </w:docDefaults>
   <w:style w:type="paragraph" w:styleId="Normal" w:default="1">
     <w:name w:val="Normal"/>
@@ -3612,9 +3834,12 @@
     <w:next w:val="Normal"/>
     <w:qFormat/>
     <w:rPr>
-      <w:color w:val="2E74B5"/>
-      <w:sz w:val="26"/>
-      <w:szCs w:val="26"/>
+      <w:rFonts w:ascii="Calibri" w:cs="Calibri" w:eastAsia="Calibri" w:hAnsi="Calibri"/>
+      <w:b/>
+      <w:bCs/>
+      <w:color w:val="000000"/>
+      <w:sz w:val="24"/>
+      <w:szCs w:val="24"/>
     </w:rPr>
   </w:style>
   <w:style w:type="paragraph" w:styleId="Heading3">

--- a/product/evidence/req-005/sole-trader/worker-screening-and-recruitment-procedure.docx
+++ b/product/evidence/req-005/sole-trader/worker-screening-and-recruitment-procedure.docx
@@ -2469,7 +2469,18 @@
         <w:rPr>
           <w:rFonts w:ascii="Calibri" w:cs="Calibri" w:eastAsia="Calibri" w:hAnsi="Calibri"/>
         </w:rPr>
-        <w:t xml:space="preserve">Sunrise Supports links every screened worker to our record in the NDIS Worker Screening Database and unlinks workers who leave. We check this register each month and start each renewal at least 90 days before the clearance expires. If a clearance expires, the worker stops risk-assessed work that day until a new clearance is issued.</w:t>
+        <w:t xml:space="preserve">Sunrise Supports links every screened worker to our record in the NDIS Worker Screening Database and unlinks workers who leave. We check this register every 3 months and start each renewal at least 90 days before the clearance expires. If a clearance expires, the worker stops risk-assessed work that day until a new clearance is issued.</w:t>
+      </w:r>
+    </w:p>
+    <w:p>
+      <w:pPr>
+        <w:spacing w:after="120" w:line="276"/>
+      </w:pPr>
+      <w:r>
+        <w:rPr>
+          <w:rFonts w:ascii="Calibri" w:cs="Calibri" w:eastAsia="Calibri" w:hAnsi="Calibri"/>
+        </w:rPr>
+        <w:t xml:space="preserve">A worker whose clearance is pending does not work unsupervised; a worker who is excluded or barred does not work with participants at all (Worker Screening Rules ss 13 to 15).</w:t>
       </w:r>
     </w:p>
     <w:p>
@@ -2496,10 +2507,12 @@
         </w:tblBorders>
       </w:tblPr>
       <w:tblGrid>
-        <w:gridCol w:w="2250"/>
-        <w:gridCol w:w="2250"/>
-        <w:gridCol w:w="2250"/>
-        <w:gridCol w:w="2250"/>
+        <w:gridCol w:w="1500"/>
+        <w:gridCol w:w="1500"/>
+        <w:gridCol w:w="1500"/>
+        <w:gridCol w:w="1500"/>
+        <w:gridCol w:w="1500"/>
+        <w:gridCol w:w="1500"/>
       </w:tblGrid>
       <w:tr>
         <w:trPr>
@@ -2507,7 +2520,7 @@
         </w:trPr>
         <w:tc>
           <w:tcPr>
-            <w:tcW w:type="dxa" w:w="2250"/>
+            <w:tcW w:type="dxa" w:w="1500"/>
             <w:tcBorders>
               <w:top w:val="single" w:color="999999" w:sz="4"/>
               <w:left w:val="single" w:color="999999" w:sz="4"/>
@@ -2523,13 +2536,13 @@
                 <w:b/>
                 <w:bCs/>
               </w:rPr>
-              <w:t xml:space="preserve">Worker role</w:t>
-            </w:r>
-          </w:p>
-        </w:tc>
-        <w:tc>
-          <w:tcPr>
-            <w:tcW w:type="dxa" w:w="2250"/>
+              <w:t xml:space="preserve">Role</w:t>
+            </w:r>
+          </w:p>
+        </w:tc>
+        <w:tc>
+          <w:tcPr>
+            <w:tcW w:type="dxa" w:w="1500"/>
             <w:tcBorders>
               <w:top w:val="single" w:color="999999" w:sz="4"/>
               <w:left w:val="single" w:color="999999" w:sz="4"/>
@@ -2545,13 +2558,13 @@
                 <w:b/>
                 <w:bCs/>
               </w:rPr>
-              <w:t xml:space="preserve">Clearance type and number</w:t>
-            </w:r>
-          </w:p>
-        </w:tc>
-        <w:tc>
-          <w:tcPr>
-            <w:tcW w:type="dxa" w:w="2250"/>
+              <w:t xml:space="preserve">Kind of check</w:t>
+            </w:r>
+          </w:p>
+        </w:tc>
+        <w:tc>
+          <w:tcPr>
+            <w:tcW w:type="dxa" w:w="1500"/>
             <w:tcBorders>
               <w:top w:val="single" w:color="999999" w:sz="4"/>
               <w:left w:val="single" w:color="999999" w:sz="4"/>
@@ -2567,13 +2580,57 @@
                 <w:b/>
                 <w:bCs/>
               </w:rPr>
-              <w:t xml:space="preserve">Expiry</w:t>
-            </w:r>
-          </w:p>
-        </w:tc>
-        <w:tc>
-          <w:tcPr>
-            <w:tcW w:type="dxa" w:w="2250"/>
+              <w:t xml:space="preserve">Check number</w:t>
+            </w:r>
+          </w:p>
+        </w:tc>
+        <w:tc>
+          <w:tcPr>
+            <w:tcW w:type="dxa" w:w="1500"/>
+            <w:tcBorders>
+              <w:top w:val="single" w:color="999999" w:sz="4"/>
+              <w:left w:val="single" w:color="999999" w:sz="4"/>
+              <w:bottom w:val="single" w:color="999999" w:sz="4"/>
+              <w:right w:val="single" w:color="999999" w:sz="4"/>
+            </w:tcBorders>
+            <w:shd w:fill="EEEEEE" w:val="clear"/>
+          </w:tcPr>
+          <w:p>
+            <w:r>
+              <w:rPr>
+                <w:rFonts w:ascii="Calibri" w:cs="Calibri" w:eastAsia="Calibri" w:hAnsi="Calibri"/>
+                <w:b/>
+                <w:bCs/>
+              </w:rPr>
+              <w:t xml:space="preserve">Date issued</w:t>
+            </w:r>
+          </w:p>
+        </w:tc>
+        <w:tc>
+          <w:tcPr>
+            <w:tcW w:type="dxa" w:w="1500"/>
+            <w:tcBorders>
+              <w:top w:val="single" w:color="999999" w:sz="4"/>
+              <w:left w:val="single" w:color="999999" w:sz="4"/>
+              <w:bottom w:val="single" w:color="999999" w:sz="4"/>
+              <w:right w:val="single" w:color="999999" w:sz="4"/>
+            </w:tcBorders>
+            <w:shd w:fill="EEEEEE" w:val="clear"/>
+          </w:tcPr>
+          <w:p>
+            <w:r>
+              <w:rPr>
+                <w:rFonts w:ascii="Calibri" w:cs="Calibri" w:eastAsia="Calibri" w:hAnsi="Calibri"/>
+                <w:b/>
+                <w:bCs/>
+              </w:rPr>
+              <w:t xml:space="preserve">Expiry date</w:t>
+            </w:r>
+          </w:p>
+        </w:tc>
+        <w:tc>
+          <w:tcPr>
+            <w:tcW w:type="dxa" w:w="1500"/>
             <w:tcBorders>
               <w:top w:val="single" w:color="999999" w:sz="4"/>
               <w:left w:val="single" w:color="999999" w:sz="4"/>
@@ -2600,7 +2657,7 @@
         </w:trPr>
         <w:tc>
           <w:tcPr>
-            <w:tcW w:type="dxa" w:w="2250"/>
+            <w:tcW w:type="dxa" w:w="1500"/>
             <w:tcBorders>
               <w:top w:val="single" w:color="999999" w:sz="4"/>
               <w:left w:val="single" w:color="999999" w:sz="4"/>
@@ -2619,7 +2676,7 @@
         </w:tc>
         <w:tc>
           <w:tcPr>
-            <w:tcW w:type="dxa" w:w="2250"/>
+            <w:tcW w:type="dxa" w:w="1500"/>
             <w:tcBorders>
               <w:top w:val="single" w:color="999999" w:sz="4"/>
               <w:left w:val="single" w:color="999999" w:sz="4"/>
@@ -2637,12 +2694,19 @@
               </w:rPr>
               <w:t xml:space="preserve">[NDIS worker screening clearance]</w:t>
             </w:r>
-            <w:r>
-              <w:rPr>
-                <w:rFonts w:ascii="Calibri" w:cs="Calibri" w:eastAsia="Calibri" w:hAnsi="Calibri"/>
-              </w:rPr>
-              <w:t xml:space="preserve"> </w:t>
-            </w:r>
+          </w:p>
+        </w:tc>
+        <w:tc>
+          <w:tcPr>
+            <w:tcW w:type="dxa" w:w="1500"/>
+            <w:tcBorders>
+              <w:top w:val="single" w:color="999999" w:sz="4"/>
+              <w:left w:val="single" w:color="999999" w:sz="4"/>
+              <w:bottom w:val="single" w:color="999999" w:sz="4"/>
+              <w:right w:val="single" w:color="999999" w:sz="4"/>
+            </w:tcBorders>
+          </w:tcPr>
+          <w:p>
             <w:r>
               <w:rPr>
                 <w:rFonts w:ascii="Calibri" w:cs="Calibri" w:eastAsia="Calibri" w:hAnsi="Calibri"/>
@@ -2656,7 +2720,7 @@
         </w:tc>
         <w:tc>
           <w:tcPr>
-            <w:tcW w:type="dxa" w:w="2250"/>
+            <w:tcW w:type="dxa" w:w="1500"/>
             <w:tcBorders>
               <w:top w:val="single" w:color="999999" w:sz="4"/>
               <w:left w:val="single" w:color="999999" w:sz="4"/>
@@ -2675,7 +2739,26 @@
         </w:tc>
         <w:tc>
           <w:tcPr>
-            <w:tcW w:type="dxa" w:w="2250"/>
+            <w:tcW w:type="dxa" w:w="1500"/>
+            <w:tcBorders>
+              <w:top w:val="single" w:color="999999" w:sz="4"/>
+              <w:left w:val="single" w:color="999999" w:sz="4"/>
+              <w:bottom w:val="single" w:color="999999" w:sz="4"/>
+              <w:right w:val="single" w:color="999999" w:sz="4"/>
+            </w:tcBorders>
+          </w:tcPr>
+          <w:p>
+            <w:r>
+              <w:rPr>
+                <w:rFonts w:ascii="Calibri" w:cs="Calibri" w:eastAsia="Calibri" w:hAnsi="Calibri"/>
+              </w:rPr>
+              <w:t xml:space="preserve">14 October 2026</w:t>
+            </w:r>
+          </w:p>
+        </w:tc>
+        <w:tc>
+          <w:tcPr>
+            <w:tcW w:type="dxa" w:w="1500"/>
             <w:tcBorders>
               <w:top w:val="single" w:color="999999" w:sz="4"/>
               <w:left w:val="single" w:color="999999" w:sz="4"/>
